--- a/api/templates/Multi TT Will - Couple (Clio).docx
+++ b/api/templates/Multi TT Will - Couple (Clio).docx
@@ -29,9 +29,7 @@
         <w:pStyle w:val="AEPTitle"/>
       </w:pPr>
       <w:r>
-        <w:rPr>
-          <w:highlight w:val="yellow"/>
-        </w:rPr>
+        <w:rPr/>
         <w:t>&lt;&lt; Matter.Relationships.Mr.Name &gt;&gt;</w:t>
       </w:r>
       <w:r>
@@ -206,21 +204,15 @@
         <w:t xml:space="preserve">Last Will of </w:t>
       </w:r>
       <w:r>
-        <w:rPr>
-          <w:highlight w:val="yellow"/>
-        </w:rPr>
+        <w:rPr/>
         <w:t>&lt;&lt; Matter.Relationships.</w:t>
       </w:r>
       <w:r>
-        <w:rPr>
-          <w:highlight w:val="yellow"/>
-        </w:rPr>
+        <w:rPr/>
         <w:t>Mr</w:t>
       </w:r>
       <w:r>
-        <w:rPr>
-          <w:highlight w:val="yellow"/>
-        </w:rPr>
+        <w:rPr/>
         <w:t>.Name &gt;&gt;</w:t>
       </w:r>
     </w:p>
@@ -232,9 +224,7 @@
         <w:t xml:space="preserve">of </w:t>
       </w:r>
       <w:r>
-        <w:rPr>
-          <w:highlight w:val="yellow"/>
-        </w:rPr>
+        <w:rPr/>
         <w:t>&lt;&lt; Matter.Client.Address &gt;&gt;</w:t>
       </w:r>
     </w:p>
@@ -345,56 +335,38 @@
     <w:p>
       <w:pPr>
         <w:pStyle w:val="Heading3"/>
-        <w:rPr>
-          <w:highlight w:val="cyan"/>
-        </w:rPr>
-      </w:pPr>
-      <w:r>
-        <w:rPr>
-          <w:highlight w:val="cyan"/>
-        </w:rPr>
+        <w:rPr/>
+      </w:pPr>
+      <w:r>
+        <w:rPr/>
         <w:t>[</w:t>
       </w:r>
       <w:r>
-        <w:rPr>
-          <w:highlight w:val="cyan"/>
-        </w:rPr>
+        <w:rPr/>
         <w:t xml:space="preserve">#if </w:t>
       </w:r>
       <w:r>
-        <w:rPr>
-          <w:highlight w:val="cyan"/>
-        </w:rPr>
+        <w:rPr/>
         <w:t>outright gift to spouse in first instance</w:t>
       </w:r>
       <w:r>
-        <w:rPr>
-          <w:highlight w:val="cyan"/>
-        </w:rPr>
+        <w:rPr/>
         <w:t xml:space="preserve"> i.e. </w:t>
       </w:r>
       <w:r>
-        <w:rPr>
-          <w:highlight w:val="cyan"/>
-        </w:rPr>
+        <w:rPr/>
         <w:t>the TT</w:t>
       </w:r>
       <w:r>
-        <w:rPr>
-          <w:highlight w:val="cyan"/>
-        </w:rPr>
+        <w:rPr/>
         <w:t>s</w:t>
       </w:r>
       <w:r>
-        <w:rPr>
-          <w:highlight w:val="cyan"/>
-        </w:rPr>
+        <w:rPr/>
         <w:t xml:space="preserve"> start after both spouses have died</w:t>
       </w:r>
       <w:r>
-        <w:rPr>
-          <w:highlight w:val="cyan"/>
-        </w:rPr>
+        <w:rPr/>
         <w:t>]</w:t>
       </w:r>
       <w:r>
@@ -414,9 +386,7 @@
       </w:r>
       <w:bookmarkStart w:id="3" w:name="_Hlk197271815"/>
       <w:r>
-        <w:rPr>
-          <w:highlight w:val="green"/>
-        </w:rPr>
+        <w:rPr/>
         <w:t>&lt;&lt; Matter.Relationships.Mrs.Name &gt;&gt;</w:t>
       </w:r>
       <w:bookmarkEnd w:id="3"/>
@@ -441,7 +411,6 @@
       <w:r>
         <w:rPr>
           <w:rStyle w:val="AEPBold"/>
-          <w:highlight w:val="yellow"/>
         </w:rPr>
         <w:t>&lt;&lt; Matter.Relationships.Mr.Name &gt;&gt;</w:t>
       </w:r>
@@ -478,9 +447,7 @@
       </w:r>
       <w:bookmarkStart w:id="5" w:name="_Hlk197260429"/>
       <w:r>
-        <w:rPr>
-          <w:highlight w:val="yellow"/>
-        </w:rPr>
+        <w:rPr/>
         <w:t>&lt;&lt; Matter.CustomField.NominatedBeneficiaryTt1 &gt;&gt;</w:t>
       </w:r>
       <w:bookmarkEnd w:id="5"/>
@@ -493,9 +460,7 @@
         <w:t xml:space="preserve">Initial Trustee - </w:t>
       </w:r>
       <w:r>
-        <w:rPr>
-          <w:highlight w:val="yellow"/>
-        </w:rPr>
+        <w:rPr/>
         <w:t>&lt;&lt; Matter.CustomField.InitialTrusteeTt1 &gt;&gt;</w:t>
       </w:r>
       <w:r>
@@ -514,9 +479,7 @@
       </w:r>
       <w:bookmarkStart w:id="6" w:name="_Hlk197260343"/>
       <w:r>
-        <w:rPr>
-          <w:highlight w:val="yellow"/>
-        </w:rPr>
+        <w:rPr/>
         <w:t>&lt;&lt; Matter.CustomField.BackupTrusteeTt1 &gt;&gt;</w:t>
       </w:r>
       <w:r>
@@ -535,21 +498,15 @@
         <w:t xml:space="preserve">Further Backup Trustee - </w:t>
       </w:r>
       <w:r>
-        <w:rPr>
-          <w:highlight w:val="yellow"/>
-        </w:rPr>
+        <w:rPr/>
         <w:t>&lt;&lt; Matter.CustomField.</w:t>
       </w:r>
       <w:r>
-        <w:rPr>
-          <w:highlight w:val="yellow"/>
-        </w:rPr>
+        <w:rPr/>
         <w:t>Further</w:t>
       </w:r>
       <w:r>
-        <w:rPr>
-          <w:highlight w:val="yellow"/>
-        </w:rPr>
+        <w:rPr/>
         <w:t>BackupTrusteeTt1 &gt;&gt;</w:t>
       </w:r>
       <w:r>
@@ -568,9 +525,7 @@
       </w:r>
       <w:bookmarkStart w:id="7" w:name="_Hlk197260354"/>
       <w:r>
-        <w:rPr>
-          <w:highlight w:val="yellow"/>
-        </w:rPr>
+        <w:rPr/>
         <w:t>&lt;&lt; Matter.CustomField.InitialAppointorTt1 &gt;&gt;</w:t>
       </w:r>
       <w:r>
@@ -590,9 +545,7 @@
       </w:r>
       <w:bookmarkStart w:id="8" w:name="_Hlk197260365"/>
       <w:r>
-        <w:rPr>
-          <w:highlight w:val="yellow"/>
-        </w:rPr>
+        <w:rPr/>
         <w:t>&lt;&lt; Matter.CustomField.BackupAppointorTt1 &gt;&gt;</w:t>
       </w:r>
       <w:r>
@@ -612,9 +565,7 @@
       </w:r>
       <w:bookmarkStart w:id="9" w:name="_Hlk197260378"/>
       <w:r>
-        <w:rPr>
-          <w:highlight w:val="yellow"/>
-        </w:rPr>
+        <w:rPr/>
         <w:t>&lt;&lt; Matter.CustomField.FurtherBackupAppointorTt1 &gt;&gt;</w:t>
       </w:r>
       <w:bookmarkEnd w:id="9"/>
@@ -631,7 +582,6 @@
       <w:r>
         <w:rPr>
           <w:rStyle w:val="AEPBold"/>
-          <w:highlight w:val="yellow"/>
         </w:rPr>
         <w:t>&lt;&lt; Matter.Relationships.Mr.Name &gt;&gt;</w:t>
       </w:r>
@@ -669,21 +619,15 @@
         <w:t xml:space="preserve"> </w:t>
       </w:r>
       <w:r>
-        <w:rPr>
-          <w:highlight w:val="yellow"/>
-        </w:rPr>
+        <w:rPr/>
         <w:t>&lt;&lt; Matter.CustomField.NominatedBeneficiaryTt</w:t>
       </w:r>
       <w:r>
-        <w:rPr>
-          <w:highlight w:val="yellow"/>
-        </w:rPr>
+        <w:rPr/>
         <w:t>2</w:t>
       </w:r>
       <w:r>
-        <w:rPr>
-          <w:highlight w:val="yellow"/>
-        </w:rPr>
+        <w:rPr/>
         <w:t xml:space="preserve"> &gt;&gt;</w:t>
       </w:r>
     </w:p>
@@ -699,21 +643,15 @@
         <w:t xml:space="preserve">Initial Trustee - </w:t>
       </w:r>
       <w:r>
-        <w:rPr>
-          <w:highlight w:val="yellow"/>
-        </w:rPr>
+        <w:rPr/>
         <w:t>&lt;&lt; Matter.CustomField.InitialTrusteeTt</w:t>
       </w:r>
       <w:r>
-        <w:rPr>
-          <w:highlight w:val="yellow"/>
-        </w:rPr>
+        <w:rPr/>
         <w:t>2</w:t>
       </w:r>
       <w:r>
-        <w:rPr>
-          <w:highlight w:val="yellow"/>
-        </w:rPr>
+        <w:rPr/>
         <w:t xml:space="preserve"> &gt;&gt;</w:t>
       </w:r>
       <w:r>
@@ -735,21 +673,15 @@
         <w:t xml:space="preserve">Backup Trustee - </w:t>
       </w:r>
       <w:r>
-        <w:rPr>
-          <w:highlight w:val="yellow"/>
-        </w:rPr>
+        <w:rPr/>
         <w:t>&lt;&lt; Matter.CustomField.BackupTrusteeTt</w:t>
       </w:r>
       <w:r>
-        <w:rPr>
-          <w:highlight w:val="yellow"/>
-        </w:rPr>
+        <w:rPr/>
         <w:t>2</w:t>
       </w:r>
       <w:r>
-        <w:rPr>
-          <w:highlight w:val="yellow"/>
-        </w:rPr>
+        <w:rPr/>
         <w:t xml:space="preserve"> &gt;&gt;</w:t>
       </w:r>
       <w:r>
@@ -771,33 +703,23 @@
         <w:t xml:space="preserve">Further Backup Trustee - </w:t>
       </w:r>
       <w:r>
-        <w:rPr>
-          <w:highlight w:val="yellow"/>
-        </w:rPr>
+        <w:rPr/>
         <w:t>&lt;&lt; Matter.CustomField.</w:t>
       </w:r>
       <w:r>
-        <w:rPr>
-          <w:highlight w:val="yellow"/>
-        </w:rPr>
+        <w:rPr/>
         <w:t>Further</w:t>
       </w:r>
       <w:r>
-        <w:rPr>
-          <w:highlight w:val="yellow"/>
-        </w:rPr>
+        <w:rPr/>
         <w:t>BackupTrusteeTt</w:t>
       </w:r>
       <w:r>
-        <w:rPr>
-          <w:highlight w:val="yellow"/>
-        </w:rPr>
+        <w:rPr/>
         <w:t>2</w:t>
       </w:r>
       <w:r>
-        <w:rPr>
-          <w:highlight w:val="yellow"/>
-        </w:rPr>
+        <w:rPr/>
         <w:t xml:space="preserve"> &gt;&gt;</w:t>
       </w:r>
       <w:r>
@@ -822,21 +744,15 @@
         <w:t xml:space="preserve">Appointor - </w:t>
       </w:r>
       <w:r>
-        <w:rPr>
-          <w:highlight w:val="yellow"/>
-        </w:rPr>
+        <w:rPr/>
         <w:t>&lt;&lt; Matter.CustomField.InitialAppointorTt</w:t>
       </w:r>
       <w:r>
-        <w:rPr>
-          <w:highlight w:val="yellow"/>
-        </w:rPr>
+        <w:rPr/>
         <w:t>2</w:t>
       </w:r>
       <w:r>
-        <w:rPr>
-          <w:highlight w:val="yellow"/>
-        </w:rPr>
+        <w:rPr/>
         <w:t xml:space="preserve"> &gt;&gt;</w:t>
       </w:r>
       <w:r>
@@ -858,21 +774,15 @@
         <w:t xml:space="preserve">Backup Appointor - </w:t>
       </w:r>
       <w:r>
-        <w:rPr>
-          <w:highlight w:val="yellow"/>
-        </w:rPr>
+        <w:rPr/>
         <w:t>&lt;&lt; Matter.CustomField.BackupAppointorTt</w:t>
       </w:r>
       <w:r>
-        <w:rPr>
-          <w:highlight w:val="yellow"/>
-        </w:rPr>
+        <w:rPr/>
         <w:t>2</w:t>
       </w:r>
       <w:r>
-        <w:rPr>
-          <w:highlight w:val="yellow"/>
-        </w:rPr>
+        <w:rPr/>
         <w:t xml:space="preserve"> &gt;&gt;</w:t>
       </w:r>
       <w:r>
@@ -894,21 +804,15 @@
         <w:t xml:space="preserve">Further Backup Appointor - </w:t>
       </w:r>
       <w:r>
-        <w:rPr>
-          <w:highlight w:val="yellow"/>
-        </w:rPr>
+        <w:rPr/>
         <w:t>&lt;&lt; Matter.CustomField.FurtherBackupAppointorTt</w:t>
       </w:r>
       <w:r>
-        <w:rPr>
-          <w:highlight w:val="yellow"/>
-        </w:rPr>
+        <w:rPr/>
         <w:t>2</w:t>
       </w:r>
       <w:r>
-        <w:rPr>
-          <w:highlight w:val="yellow"/>
-        </w:rPr>
+        <w:rPr/>
         <w:t xml:space="preserve"> &gt;&gt;</w:t>
       </w:r>
       <w:r>
@@ -918,56 +822,38 @@
     <w:p>
       <w:pPr>
         <w:pStyle w:val="Heading3"/>
-        <w:rPr>
-          <w:highlight w:val="cyan"/>
-        </w:rPr>
-      </w:pPr>
-      <w:r>
-        <w:rPr>
-          <w:highlight w:val="cyan"/>
-        </w:rPr>
+        <w:rPr/>
+      </w:pPr>
+      <w:r>
+        <w:rPr/>
         <w:t>[</w:t>
       </w:r>
       <w:r>
-        <w:rPr>
-          <w:highlight w:val="cyan"/>
-        </w:rPr>
+        <w:rPr/>
         <w:t>#</w:t>
       </w:r>
       <w:r>
-        <w:rPr>
-          <w:highlight w:val="cyan"/>
-        </w:rPr>
+        <w:rPr/>
         <w:t>if TT</w:t>
       </w:r>
       <w:r>
-        <w:rPr>
-          <w:highlight w:val="cyan"/>
-        </w:rPr>
+        <w:rPr/>
         <w:t>s</w:t>
       </w:r>
       <w:r>
-        <w:rPr>
-          <w:highlight w:val="cyan"/>
-        </w:rPr>
-        <w:t xml:space="preserve"> </w:t>
-      </w:r>
-      <w:r>
-        <w:rPr>
-          <w:highlight w:val="cyan"/>
-        </w:rPr>
+        <w:rPr/>
+        <w:t xml:space="preserve"> </w:t>
+      </w:r>
+      <w:r>
+        <w:rPr/>
         <w:t>are</w:t>
       </w:r>
       <w:r>
-        <w:rPr>
-          <w:highlight w:val="cyan"/>
-        </w:rPr>
+        <w:rPr/>
         <w:t xml:space="preserve"> established on death of first spouse and surviving spouse is intended to benefit</w:t>
       </w:r>
       <w:r>
-        <w:rPr>
-          <w:highlight w:val="cyan"/>
-        </w:rPr>
+        <w:rPr/>
         <w:t>]</w:t>
       </w:r>
       <w:r>
@@ -998,7 +884,6 @@
       <w:r>
         <w:rPr>
           <w:rStyle w:val="AEPBold"/>
-          <w:highlight w:val="yellow"/>
         </w:rPr>
         <w:t>&lt;&lt; Matter.Relationships.Mr.Name &gt;&gt;</w:t>
       </w:r>
@@ -1032,9 +917,7 @@
         <w:t xml:space="preserve"> </w:t>
       </w:r>
       <w:r>
-        <w:rPr>
-          <w:highlight w:val="yellow"/>
-        </w:rPr>
+        <w:rPr/>
         <w:t>&lt;&lt; Matter.CustomField.NominatedBeneficiaryTt1 &gt;&gt;</w:t>
       </w:r>
     </w:p>
@@ -1046,21 +929,15 @@
         <w:t xml:space="preserve">Initial Trustee - </w:t>
       </w:r>
       <w:r>
-        <w:rPr>
-          <w:highlight w:val="yellow"/>
-        </w:rPr>
+        <w:rPr/>
         <w:t>&lt;&lt; Matter.CustomField.InitialTrusteeTt</w:t>
       </w:r>
       <w:r>
-        <w:rPr>
-          <w:highlight w:val="yellow"/>
-        </w:rPr>
+        <w:rPr/>
         <w:t>1</w:t>
       </w:r>
       <w:r>
-        <w:rPr>
-          <w:highlight w:val="yellow"/>
-        </w:rPr>
+        <w:rPr/>
         <w:t xml:space="preserve"> &gt;&gt;</w:t>
       </w:r>
       <w:r>
@@ -1075,21 +952,15 @@
         <w:t xml:space="preserve">Backup Trustee - </w:t>
       </w:r>
       <w:r>
-        <w:rPr>
-          <w:highlight w:val="yellow"/>
-        </w:rPr>
+        <w:rPr/>
         <w:t>&lt;&lt; Matter.CustomField.BackupTrusteeTt</w:t>
       </w:r>
       <w:r>
-        <w:rPr>
-          <w:highlight w:val="yellow"/>
-        </w:rPr>
+        <w:rPr/>
         <w:t>1</w:t>
       </w:r>
       <w:r>
-        <w:rPr>
-          <w:highlight w:val="yellow"/>
-        </w:rPr>
+        <w:rPr/>
         <w:t xml:space="preserve"> &gt;&gt;</w:t>
       </w:r>
       <w:r>
@@ -1107,33 +978,23 @@
         <w:t xml:space="preserve">Further Backup Trustee - </w:t>
       </w:r>
       <w:r>
-        <w:rPr>
-          <w:highlight w:val="yellow"/>
-        </w:rPr>
+        <w:rPr/>
         <w:t>&lt;&lt; Matter.CustomField.</w:t>
       </w:r>
       <w:r>
-        <w:rPr>
-          <w:highlight w:val="yellow"/>
-        </w:rPr>
+        <w:rPr/>
         <w:t>Further</w:t>
       </w:r>
       <w:r>
-        <w:rPr>
-          <w:highlight w:val="yellow"/>
-        </w:rPr>
+        <w:rPr/>
         <w:t>BackupTrusteeTt</w:t>
       </w:r>
       <w:r>
-        <w:rPr>
-          <w:highlight w:val="yellow"/>
-        </w:rPr>
+        <w:rPr/>
         <w:t>1</w:t>
       </w:r>
       <w:r>
-        <w:rPr>
-          <w:highlight w:val="yellow"/>
-        </w:rPr>
+        <w:rPr/>
         <w:t xml:space="preserve"> &gt;&gt;</w:t>
       </w:r>
       <w:r>
@@ -1155,21 +1016,15 @@
         <w:t xml:space="preserve">Appointor - </w:t>
       </w:r>
       <w:r>
-        <w:rPr>
-          <w:highlight w:val="yellow"/>
-        </w:rPr>
+        <w:rPr/>
         <w:t>&lt;&lt; Matter.CustomField.InitialAppointorTt</w:t>
       </w:r>
       <w:r>
-        <w:rPr>
-          <w:highlight w:val="yellow"/>
-        </w:rPr>
+        <w:rPr/>
         <w:t>1</w:t>
       </w:r>
       <w:r>
-        <w:rPr>
-          <w:highlight w:val="yellow"/>
-        </w:rPr>
+        <w:rPr/>
         <w:t xml:space="preserve"> &gt;&gt;</w:t>
       </w:r>
       <w:r>
@@ -1187,21 +1042,15 @@
         <w:t xml:space="preserve">Backup Appointor - </w:t>
       </w:r>
       <w:r>
-        <w:rPr>
-          <w:highlight w:val="yellow"/>
-        </w:rPr>
+        <w:rPr/>
         <w:t>&lt;&lt; Matter.CustomField.BackupAppointorTt</w:t>
       </w:r>
       <w:r>
-        <w:rPr>
-          <w:highlight w:val="yellow"/>
-        </w:rPr>
+        <w:rPr/>
         <w:t>1</w:t>
       </w:r>
       <w:r>
-        <w:rPr>
-          <w:highlight w:val="yellow"/>
-        </w:rPr>
+        <w:rPr/>
         <w:t xml:space="preserve"> &gt;&gt;</w:t>
       </w:r>
       <w:r>
@@ -1219,21 +1068,15 @@
         <w:t xml:space="preserve">Further Backup Appointor - </w:t>
       </w:r>
       <w:r>
-        <w:rPr>
-          <w:highlight w:val="yellow"/>
-        </w:rPr>
+        <w:rPr/>
         <w:t>&lt;&lt; Matter.CustomField.FurtherBackupAppointorTt</w:t>
       </w:r>
       <w:r>
-        <w:rPr>
-          <w:highlight w:val="yellow"/>
-        </w:rPr>
+        <w:rPr/>
         <w:t>1</w:t>
       </w:r>
       <w:r>
-        <w:rPr>
-          <w:highlight w:val="yellow"/>
-        </w:rPr>
+        <w:rPr/>
         <w:t xml:space="preserve"> &gt;&gt;</w:t>
       </w:r>
       <w:r>
@@ -1257,7 +1100,6 @@
       <w:r>
         <w:rPr>
           <w:rStyle w:val="AEPBold"/>
-          <w:highlight w:val="yellow"/>
         </w:rPr>
         <w:t>&lt;&lt; Matter.Relationships.Mr.Name &gt;&gt;</w:t>
       </w:r>
@@ -1296,21 +1138,15 @@
       </w:r>
       <w:bookmarkStart w:id="10" w:name="_Hlk197341827"/>
       <w:r>
-        <w:rPr>
-          <w:highlight w:val="yellow"/>
-        </w:rPr>
+        <w:rPr/>
         <w:t>&lt;&lt; Matter.CustomField.NominatedBeneficiaryTt</w:t>
       </w:r>
       <w:r>
-        <w:rPr>
-          <w:highlight w:val="yellow"/>
-        </w:rPr>
+        <w:rPr/>
         <w:t>2</w:t>
       </w:r>
       <w:r>
-        <w:rPr>
-          <w:highlight w:val="yellow"/>
-        </w:rPr>
+        <w:rPr/>
         <w:t xml:space="preserve"> &gt;&gt;</w:t>
       </w:r>
       <w:bookmarkEnd w:id="10"/>
@@ -1328,21 +1164,15 @@
       </w:r>
       <w:bookmarkStart w:id="11" w:name="_Hlk197341839"/>
       <w:r>
-        <w:rPr>
-          <w:highlight w:val="yellow"/>
-        </w:rPr>
+        <w:rPr/>
         <w:t>&lt;&lt; Matter.CustomField.InitialTrusteeTt</w:t>
       </w:r>
       <w:r>
-        <w:rPr>
-          <w:highlight w:val="yellow"/>
-        </w:rPr>
+        <w:rPr/>
         <w:t>2</w:t>
       </w:r>
       <w:r>
-        <w:rPr>
-          <w:highlight w:val="yellow"/>
-        </w:rPr>
+        <w:rPr/>
         <w:t xml:space="preserve"> &gt;&gt;</w:t>
       </w:r>
       <w:bookmarkEnd w:id="11"/>
@@ -1360,21 +1190,15 @@
       </w:r>
       <w:bookmarkStart w:id="12" w:name="_Hlk197341853"/>
       <w:r>
-        <w:rPr>
-          <w:highlight w:val="yellow"/>
-        </w:rPr>
+        <w:rPr/>
         <w:t>&lt;&lt; Matter.CustomField.BackupTrusteeTt</w:t>
       </w:r>
       <w:r>
-        <w:rPr>
-          <w:highlight w:val="yellow"/>
-        </w:rPr>
+        <w:rPr/>
         <w:t>2</w:t>
       </w:r>
       <w:r>
-        <w:rPr>
-          <w:highlight w:val="yellow"/>
-        </w:rPr>
+        <w:rPr/>
         <w:t xml:space="preserve"> &gt;&gt;</w:t>
       </w:r>
       <w:bookmarkEnd w:id="12"/>
@@ -1395,33 +1219,23 @@
       </w:r>
       <w:bookmarkStart w:id="13" w:name="_Hlk197341864"/>
       <w:r>
-        <w:rPr>
-          <w:highlight w:val="yellow"/>
-        </w:rPr>
+        <w:rPr/>
         <w:t>&lt;&lt; Matter.CustomField.</w:t>
       </w:r>
       <w:r>
-        <w:rPr>
-          <w:highlight w:val="yellow"/>
-        </w:rPr>
+        <w:rPr/>
         <w:t>Further</w:t>
       </w:r>
       <w:r>
-        <w:rPr>
-          <w:highlight w:val="yellow"/>
-        </w:rPr>
+        <w:rPr/>
         <w:t>BackupTrusteeTt</w:t>
       </w:r>
       <w:r>
-        <w:rPr>
-          <w:highlight w:val="yellow"/>
-        </w:rPr>
+        <w:rPr/>
         <w:t>2</w:t>
       </w:r>
       <w:r>
-        <w:rPr>
-          <w:highlight w:val="yellow"/>
-        </w:rPr>
+        <w:rPr/>
         <w:t xml:space="preserve"> &gt;&gt;</w:t>
       </w:r>
       <w:r>
@@ -1448,21 +1262,15 @@
       </w:r>
       <w:bookmarkStart w:id="14" w:name="_Hlk197341876"/>
       <w:r>
-        <w:rPr>
-          <w:highlight w:val="yellow"/>
-        </w:rPr>
+        <w:rPr/>
         <w:t>&lt;&lt; Matter.CustomField.InitialAppointorTt</w:t>
       </w:r>
       <w:r>
-        <w:rPr>
-          <w:highlight w:val="yellow"/>
-        </w:rPr>
+        <w:rPr/>
         <w:t>2</w:t>
       </w:r>
       <w:r>
-        <w:rPr>
-          <w:highlight w:val="yellow"/>
-        </w:rPr>
+        <w:rPr/>
         <w:t xml:space="preserve"> &gt;&gt;</w:t>
       </w:r>
       <w:r>
@@ -1486,21 +1294,15 @@
       </w:r>
       <w:bookmarkStart w:id="15" w:name="_Hlk197341896"/>
       <w:r>
-        <w:rPr>
-          <w:highlight w:val="yellow"/>
-        </w:rPr>
+        <w:rPr/>
         <w:t>&lt;&lt; Matter.CustomField.BackupAppointorTt</w:t>
       </w:r>
       <w:r>
-        <w:rPr>
-          <w:highlight w:val="yellow"/>
-        </w:rPr>
+        <w:rPr/>
         <w:t>2</w:t>
       </w:r>
       <w:r>
-        <w:rPr>
-          <w:highlight w:val="yellow"/>
-        </w:rPr>
+        <w:rPr/>
         <w:t xml:space="preserve"> &gt;&gt;</w:t>
       </w:r>
       <w:r>
@@ -1524,21 +1326,15 @@
       </w:r>
       <w:bookmarkStart w:id="16" w:name="_Hlk197341931"/>
       <w:r>
-        <w:rPr>
-          <w:highlight w:val="yellow"/>
-        </w:rPr>
+        <w:rPr/>
         <w:t>&lt;&lt; Matter.CustomField.FurtherBackupAppointorTt</w:t>
       </w:r>
       <w:r>
-        <w:rPr>
-          <w:highlight w:val="yellow"/>
-        </w:rPr>
+        <w:rPr/>
         <w:t>2</w:t>
       </w:r>
       <w:r>
-        <w:rPr>
-          <w:highlight w:val="yellow"/>
-        </w:rPr>
+        <w:rPr/>
         <w:t xml:space="preserve"> &gt;&gt;</w:t>
       </w:r>
       <w:r>
@@ -1554,21 +1350,15 @@
         <w:pStyle w:val="Heading3"/>
       </w:pPr>
       <w:r>
-        <w:rPr>
-          <w:highlight w:val="cyan"/>
-        </w:rPr>
+        <w:rPr/>
         <w:t>[</w:t>
       </w:r>
       <w:r>
-        <w:rPr>
-          <w:highlight w:val="cyan"/>
-        </w:rPr>
+        <w:rPr/>
         <w:t>#if single TT for surviving spouse plus TTs for children after both died</w:t>
       </w:r>
       <w:r>
-        <w:rPr>
-          <w:highlight w:val="cyan"/>
-        </w:rPr>
+        <w:rPr/>
         <w:t>]</w:t>
       </w:r>
       <w:r>
@@ -1586,7 +1376,6 @@
       <w:r>
         <w:rPr>
           <w:rStyle w:val="AEPBold"/>
-          <w:highlight w:val="yellow"/>
         </w:rPr>
         <w:t>&lt;&lt; Matter.Relationships.Mr.Name &gt;&gt;</w:t>
       </w:r>
@@ -1611,9 +1400,7 @@
         <w:t xml:space="preserve">Nominated Beneficiary - </w:t>
       </w:r>
       <w:r>
-        <w:rPr>
-          <w:highlight w:val="green"/>
-        </w:rPr>
+        <w:rPr/>
         <w:t>&lt;&lt; Matter.Relationships.Mrs.Name &gt;&gt;</w:t>
       </w:r>
     </w:p>
@@ -1625,9 +1412,7 @@
         <w:t xml:space="preserve">Initial Trustee - </w:t>
       </w:r>
       <w:r>
-        <w:rPr>
-          <w:highlight w:val="green"/>
-        </w:rPr>
+        <w:rPr/>
         <w:t>&lt;&lt; Matter.Relationships.Mrs.Name &gt;&gt;</w:t>
       </w:r>
     </w:p>
@@ -1639,9 +1424,7 @@
         <w:t xml:space="preserve">Backup Trustee - </w:t>
       </w:r>
       <w:r>
-        <w:rPr>
-          <w:highlight w:val="yellow"/>
-        </w:rPr>
+        <w:rPr/>
         <w:t>&lt;&lt; Matter.CustomField.NominatedBeneficiaryTt1 &gt;&gt;</w:t>
       </w:r>
       <w:r>
@@ -1649,21 +1432,15 @@
       </w:r>
       <w:bookmarkStart w:id="18" w:name="_Hlk197267122"/>
       <w:r>
-        <w:rPr>
-          <w:highlight w:val="yellow"/>
-        </w:rPr>
+        <w:rPr/>
         <w:t>&lt;&lt; Matter.CustomField.NominatedBeneficiaryTt</w:t>
       </w:r>
       <w:r>
-        <w:rPr>
-          <w:highlight w:val="yellow"/>
-        </w:rPr>
+        <w:rPr/>
         <w:t>2</w:t>
       </w:r>
       <w:r>
-        <w:rPr>
-          <w:highlight w:val="yellow"/>
-        </w:rPr>
+        <w:rPr/>
         <w:t xml:space="preserve"> &gt;&gt;</w:t>
       </w:r>
       <w:bookmarkEnd w:id="18"/>
@@ -1676,18 +1453,14 @@
         <w:t xml:space="preserve">Further Backup Trustee - </w:t>
       </w:r>
       <w:r>
-        <w:rPr>
-          <w:highlight w:val="yellow"/>
-        </w:rPr>
+        <w:rPr/>
         <w:t>&lt;&lt; Matter.CustomField.BackupTrusteeTt1 &gt;&gt;</w:t>
       </w:r>
       <w:r>
         <w:t xml:space="preserve"> and </w:t>
       </w:r>
       <w:r>
-        <w:rPr>
-          <w:highlight w:val="yellow"/>
-        </w:rPr>
+        <w:rPr/>
         <w:t>&lt;&lt; Matter.CustomField.BackupTrusteeTt2 &gt;&gt;</w:t>
       </w:r>
       <w:r>
@@ -1702,9 +1475,7 @@
         <w:t xml:space="preserve">Initial Appointor - </w:t>
       </w:r>
       <w:r>
-        <w:rPr>
-          <w:highlight w:val="green"/>
-        </w:rPr>
+        <w:rPr/>
         <w:t>&lt;&lt; Matter.Relationships.Mrs.Name &gt;&gt;</w:t>
       </w:r>
     </w:p>
@@ -1716,30 +1487,22 @@
         <w:t xml:space="preserve">Backup Appointor - </w:t>
       </w:r>
       <w:r>
-        <w:rPr>
-          <w:highlight w:val="yellow"/>
-        </w:rPr>
+        <w:rPr/>
         <w:t>&lt;&lt; Matter.CustomField.NominatedBeneficiaryTt1 &gt;&gt;</w:t>
       </w:r>
       <w:r>
         <w:t xml:space="preserve"> and </w:t>
       </w:r>
       <w:r>
-        <w:rPr>
-          <w:highlight w:val="yellow"/>
-        </w:rPr>
+        <w:rPr/>
         <w:t>&lt;&lt; Matter.CustomField.NominatedBeneficiaryTt</w:t>
       </w:r>
       <w:r>
-        <w:rPr>
-          <w:highlight w:val="yellow"/>
-        </w:rPr>
+        <w:rPr/>
         <w:t>2</w:t>
       </w:r>
       <w:r>
-        <w:rPr>
-          <w:highlight w:val="yellow"/>
-        </w:rPr>
+        <w:rPr/>
         <w:t xml:space="preserve"> &gt;&gt;</w:t>
       </w:r>
     </w:p>
@@ -1754,9 +1517,7 @@
         <w:t xml:space="preserve">r - </w:t>
       </w:r>
       <w:r>
-        <w:rPr>
-          <w:highlight w:val="yellow"/>
-        </w:rPr>
+        <w:rPr/>
         <w:t>&lt;&lt; Matter.CustomField.BackupAppointorTt1 &gt;&gt;</w:t>
       </w:r>
       <w:r>
@@ -1767,21 +1528,15 @@
       </w:r>
       <w:bookmarkStart w:id="19" w:name="_Hlk197267183"/>
       <w:r>
-        <w:rPr>
-          <w:highlight w:val="yellow"/>
-        </w:rPr>
+        <w:rPr/>
         <w:t>&lt;&lt; Matter.CustomField.BackupAppointorTt</w:t>
       </w:r>
       <w:r>
-        <w:rPr>
-          <w:highlight w:val="yellow"/>
-        </w:rPr>
+        <w:rPr/>
         <w:t>2</w:t>
       </w:r>
       <w:r>
-        <w:rPr>
-          <w:highlight w:val="yellow"/>
-        </w:rPr>
+        <w:rPr/>
         <w:t xml:space="preserve"> &gt;&gt;</w:t>
       </w:r>
       <w:bookmarkEnd w:id="19"/>
@@ -1797,9 +1552,7 @@
         <w:t xml:space="preserve">intend to establish the following testamentary trusts on my death if </w:t>
       </w:r>
       <w:r>
-        <w:rPr>
-          <w:highlight w:val="green"/>
-        </w:rPr>
+        <w:rPr/>
         <w:t>&lt;&lt; Matter.Relationships.Mrs.Name &gt;&gt;</w:t>
       </w:r>
       <w:r>
@@ -1816,7 +1569,6 @@
       <w:r>
         <w:rPr>
           <w:rStyle w:val="AEPBold"/>
-          <w:highlight w:val="yellow"/>
         </w:rPr>
         <w:t>&lt;&lt; Matter.Relationships.Mr.Name &gt;&gt;</w:t>
       </w:r>
@@ -1853,9 +1605,7 @@
         <w:t xml:space="preserve"> </w:t>
       </w:r>
       <w:r>
-        <w:rPr>
-          <w:highlight w:val="yellow"/>
-        </w:rPr>
+        <w:rPr/>
         <w:t>&lt;&lt; Matter.CustomField.NominatedBeneficiaryTt1 &gt;&gt;</w:t>
       </w:r>
     </w:p>
@@ -1870,9 +1620,7 @@
         <w:t xml:space="preserve"> Trustee - </w:t>
       </w:r>
       <w:r>
-        <w:rPr>
-          <w:highlight w:val="yellow"/>
-        </w:rPr>
+        <w:rPr/>
         <w:t>&lt;&lt; Matter.CustomField.InitialTrusteeTt1 &gt;&gt;</w:t>
       </w:r>
       <w:r>
@@ -1887,9 +1635,7 @@
         <w:t xml:space="preserve">Backup Trustee - </w:t>
       </w:r>
       <w:r>
-        <w:rPr>
-          <w:highlight w:val="yellow"/>
-        </w:rPr>
+        <w:rPr/>
         <w:t>&lt;&lt; Matter.CustomField.BackupTrusteeTt1 &gt;&gt;</w:t>
       </w:r>
       <w:r>
@@ -1905,21 +1651,15 @@
       </w:r>
       <w:bookmarkStart w:id="20" w:name="_Hlk197261986"/>
       <w:r>
-        <w:rPr>
-          <w:highlight w:val="yellow"/>
-        </w:rPr>
+        <w:rPr/>
         <w:t>&lt;&lt; Matter.CustomField.</w:t>
       </w:r>
       <w:r>
-        <w:rPr>
-          <w:highlight w:val="yellow"/>
-        </w:rPr>
+        <w:rPr/>
         <w:t>Further</w:t>
       </w:r>
       <w:r>
-        <w:rPr>
-          <w:highlight w:val="yellow"/>
-        </w:rPr>
+        <w:rPr/>
         <w:t>BackupTrusteeTt1 &gt;&gt;</w:t>
       </w:r>
       <w:r>
@@ -1941,9 +1681,7 @@
         <w:t xml:space="preserve">Appointor - </w:t>
       </w:r>
       <w:r>
-        <w:rPr>
-          <w:highlight w:val="yellow"/>
-        </w:rPr>
+        <w:rPr/>
         <w:t>&lt;&lt; Matter.CustomField.InitialAppointorTt1 &gt;&gt;</w:t>
       </w:r>
       <w:r>
@@ -1958,9 +1696,7 @@
         <w:t xml:space="preserve">Backup Appointor - </w:t>
       </w:r>
       <w:r>
-        <w:rPr>
-          <w:highlight w:val="yellow"/>
-        </w:rPr>
+        <w:rPr/>
         <w:t>&lt;&lt; Matter.CustomField.BackupAppointorTt1 &gt;&gt;</w:t>
       </w:r>
       <w:r>
@@ -1975,9 +1711,7 @@
         <w:t xml:space="preserve">Further Backup Appointor - </w:t>
       </w:r>
       <w:r>
-        <w:rPr>
-          <w:highlight w:val="yellow"/>
-        </w:rPr>
+        <w:rPr/>
         <w:t>&lt;&lt; Matter.CustomField.FurtherBackupAppointorTt1 &gt;&gt;</w:t>
       </w:r>
       <w:r>
@@ -1994,7 +1728,6 @@
       <w:r>
         <w:rPr>
           <w:rStyle w:val="AEPBold"/>
-          <w:highlight w:val="yellow"/>
         </w:rPr>
         <w:t>&lt;&lt; Matter.Relationships.Mr.Name &gt;&gt;</w:t>
       </w:r>
@@ -2039,21 +1772,15 @@
         <w:t xml:space="preserve"> </w:t>
       </w:r>
       <w:r>
-        <w:rPr>
-          <w:highlight w:val="yellow"/>
-        </w:rPr>
+        <w:rPr/>
         <w:t>&lt;&lt; Matter.CustomField.NominatedBeneficiaryTt</w:t>
       </w:r>
       <w:r>
-        <w:rPr>
-          <w:highlight w:val="yellow"/>
-        </w:rPr>
+        <w:rPr/>
         <w:t>2</w:t>
       </w:r>
       <w:r>
-        <w:rPr>
-          <w:highlight w:val="yellow"/>
-        </w:rPr>
+        <w:rPr/>
         <w:t xml:space="preserve"> &gt;&gt;</w:t>
       </w:r>
     </w:p>
@@ -2070,21 +1797,15 @@
       </w:r>
       <w:bookmarkStart w:id="21" w:name="_Hlk197267132"/>
       <w:r>
-        <w:rPr>
-          <w:highlight w:val="yellow"/>
-        </w:rPr>
+        <w:rPr/>
         <w:t>&lt;&lt; Matter.CustomField.InitialTrusteeTt</w:t>
       </w:r>
       <w:r>
-        <w:rPr>
-          <w:highlight w:val="yellow"/>
-        </w:rPr>
+        <w:rPr/>
         <w:t>2</w:t>
       </w:r>
       <w:r>
-        <w:rPr>
-          <w:highlight w:val="yellow"/>
-        </w:rPr>
+        <w:rPr/>
         <w:t xml:space="preserve"> &gt;&gt;</w:t>
       </w:r>
       <w:r>
@@ -2105,21 +1826,15 @@
       </w:r>
       <w:bookmarkStart w:id="22" w:name="_Hlk197267143"/>
       <w:r>
-        <w:rPr>
-          <w:highlight w:val="yellow"/>
-        </w:rPr>
+        <w:rPr/>
         <w:t>&lt;&lt; Matter.CustomField.BackupTrusteeTt</w:t>
       </w:r>
       <w:r>
-        <w:rPr>
-          <w:highlight w:val="yellow"/>
-        </w:rPr>
+        <w:rPr/>
         <w:t>2</w:t>
       </w:r>
       <w:r>
-        <w:rPr>
-          <w:highlight w:val="yellow"/>
-        </w:rPr>
+        <w:rPr/>
         <w:t xml:space="preserve"> &gt;&gt;</w:t>
       </w:r>
       <w:r>
@@ -2140,33 +1855,23 @@
       </w:r>
       <w:bookmarkStart w:id="23" w:name="_Hlk197267158"/>
       <w:r>
-        <w:rPr>
-          <w:highlight w:val="yellow"/>
-        </w:rPr>
+        <w:rPr/>
         <w:t>&lt;&lt; Matter.CustomField.</w:t>
       </w:r>
       <w:r>
-        <w:rPr>
-          <w:highlight w:val="yellow"/>
-        </w:rPr>
+        <w:rPr/>
         <w:t>Further</w:t>
       </w:r>
       <w:r>
-        <w:rPr>
-          <w:highlight w:val="yellow"/>
-        </w:rPr>
+        <w:rPr/>
         <w:t>BackupTrusteeTt</w:t>
       </w:r>
       <w:r>
-        <w:rPr>
-          <w:highlight w:val="yellow"/>
-        </w:rPr>
+        <w:rPr/>
         <w:t>2</w:t>
       </w:r>
       <w:r>
-        <w:rPr>
-          <w:highlight w:val="yellow"/>
-        </w:rPr>
+        <w:rPr/>
         <w:t xml:space="preserve"> &gt;&gt;</w:t>
       </w:r>
       <w:r>
@@ -2190,21 +1895,15 @@
       </w:r>
       <w:bookmarkStart w:id="24" w:name="_Hlk197267172"/>
       <w:r>
-        <w:rPr>
-          <w:highlight w:val="yellow"/>
-        </w:rPr>
+        <w:rPr/>
         <w:t>&lt;&lt; Matter.CustomField.InitialAppointorTt</w:t>
       </w:r>
       <w:r>
-        <w:rPr>
-          <w:highlight w:val="yellow"/>
-        </w:rPr>
+        <w:rPr/>
         <w:t>2</w:t>
       </w:r>
       <w:r>
-        <w:rPr>
-          <w:highlight w:val="yellow"/>
-        </w:rPr>
+        <w:rPr/>
         <w:t xml:space="preserve"> &gt;&gt;</w:t>
       </w:r>
       <w:r>
@@ -2224,21 +1923,15 @@
         <w:t xml:space="preserve">Backup Appointor - </w:t>
       </w:r>
       <w:r>
-        <w:rPr>
-          <w:highlight w:val="yellow"/>
-        </w:rPr>
+        <w:rPr/>
         <w:t>&lt;&lt; Matter.CustomField.BackupAppointorTt</w:t>
       </w:r>
       <w:r>
-        <w:rPr>
-          <w:highlight w:val="yellow"/>
-        </w:rPr>
+        <w:rPr/>
         <w:t>2</w:t>
       </w:r>
       <w:r>
-        <w:rPr>
-          <w:highlight w:val="yellow"/>
-        </w:rPr>
+        <w:rPr/>
         <w:t xml:space="preserve"> &gt;&gt;</w:t>
       </w:r>
       <w:r>
@@ -2258,21 +1951,15 @@
       </w:r>
       <w:bookmarkStart w:id="25" w:name="_Hlk197267193"/>
       <w:r>
-        <w:rPr>
-          <w:highlight w:val="yellow"/>
-        </w:rPr>
+        <w:rPr/>
         <w:t>&lt;&lt; Matter.CustomField.FurtherBackupAppointorTt</w:t>
       </w:r>
       <w:r>
-        <w:rPr>
-          <w:highlight w:val="yellow"/>
-        </w:rPr>
+        <w:rPr/>
         <w:t>2</w:t>
       </w:r>
       <w:r>
-        <w:rPr>
-          <w:highlight w:val="yellow"/>
-        </w:rPr>
+        <w:rPr/>
         <w:t xml:space="preserve"> &gt;&gt;</w:t>
       </w:r>
       <w:r>
@@ -2344,9 +2031,7 @@
       </w:pPr>
       <w:bookmarkStart w:id="35" w:name="_Hlk197341029"/>
       <w:r>
-        <w:rPr>
-          <w:highlight w:val="green"/>
-        </w:rPr>
+        <w:rPr/>
         <w:t>&lt;&lt; Matter.Relationships.Mrs.Name &gt;&gt;</w:t>
       </w:r>
       <w:r>
@@ -2365,9 +2050,7 @@
         <w:t xml:space="preserve">if </w:t>
       </w:r>
       <w:r>
-        <w:rPr>
-          <w:highlight w:val="green"/>
-        </w:rPr>
+        <w:rPr/>
         <w:t>&lt;&lt; Matter.Relationships.Mrs.Name &gt;&gt;</w:t>
       </w:r>
       <w:r>
@@ -2378,9 +2061,7 @@
       </w:r>
       <w:bookmarkStart w:id="36" w:name="_Hlk197270252"/>
       <w:r>
-        <w:rPr>
-          <w:highlight w:val="yellow"/>
-        </w:rPr>
+        <w:rPr/>
         <w:t>&lt;&lt; Matter.CustomField.BackupExecutor &gt;&gt;</w:t>
       </w:r>
       <w:bookmarkEnd w:id="36"/>
@@ -2402,9 +2083,7 @@
         <w:t xml:space="preserve">if </w:t>
       </w:r>
       <w:r>
-        <w:rPr>
-          <w:highlight w:val="yellow"/>
-        </w:rPr>
+        <w:rPr/>
         <w:t>&lt;&lt; Matter.CustomField.BackupExecutor &gt;&gt;</w:t>
       </w:r>
       <w:r>
@@ -2412,9 +2091,7 @@
       </w:r>
       <w:bookmarkStart w:id="37" w:name="_Hlk197270273"/>
       <w:r>
-        <w:rPr>
-          <w:highlight w:val="yellow"/>
-        </w:rPr>
+        <w:rPr/>
         <w:t>&lt;&lt; Matter.CustomField.FurtherBackupExecutor &gt;&gt;</w:t>
       </w:r>
       <w:bookmarkStart w:id="38" w:name="_Toc389476408"/>
@@ -2560,9 +2237,7 @@
         <w:pStyle w:val="Heading1"/>
       </w:pPr>
       <w:r>
-        <w:rPr>
-          <w:highlight w:val="cyan"/>
-        </w:rPr>
+        <w:rPr/>
         <w:t>#if minors</w:t>
       </w:r>
       <w:r>
@@ -2583,9 +2258,7 @@
       </w:pPr>
       <w:bookmarkStart w:id="39" w:name="_Hlk197341102"/>
       <w:r>
-        <w:rPr>
-          <w:highlight w:val="yellow"/>
-        </w:rPr>
+        <w:rPr/>
         <w:t>&lt;&lt; Matter.CustomField.InitialGuardian &gt;&gt;</w:t>
       </w:r>
       <w:bookmarkEnd w:id="39"/>
@@ -2604,9 +2277,7 @@
         <w:t xml:space="preserve">if </w:t>
       </w:r>
       <w:r>
-        <w:rPr>
-          <w:highlight w:val="yellow"/>
-        </w:rPr>
+        <w:rPr/>
         <w:t>&lt;&lt; Matter.CustomField.InitialGuardian &gt;&gt;</w:t>
       </w:r>
       <w:r>
@@ -2617,9 +2288,7 @@
       </w:r>
       <w:bookmarkStart w:id="40" w:name="_Hlk197260701"/>
       <w:r>
-        <w:rPr>
-          <w:highlight w:val="yellow"/>
-        </w:rPr>
+        <w:rPr/>
         <w:t>&lt;&lt; Matter.CustomField.BackupGuardian &gt;&gt;</w:t>
       </w:r>
       <w:bookmarkEnd w:id="40"/>
@@ -2641,9 +2310,7 @@
         <w:t xml:space="preserve"> </w:t>
       </w:r>
       <w:r>
-        <w:rPr>
-          <w:highlight w:val="cyan"/>
-        </w:rPr>
+        <w:rPr/>
         <w:t>[#end]</w:t>
       </w:r>
     </w:p>
@@ -2700,16 +2367,12 @@
       </w:r>
       <w:bookmarkStart w:id="55" w:name="_Hlk197270356"/>
       <w:r>
-        <w:rPr>
-          <w:highlight w:val="green"/>
-        </w:rPr>
+        <w:rPr/>
         <w:t>&lt;&lt; Matter.Relationships.Mrs.</w:t>
       </w:r>
       <w:bookmarkStart w:id="56" w:name="_Hlk197270335"/>
       <w:r>
-        <w:rPr>
-          <w:highlight w:val="green"/>
-        </w:rPr>
+        <w:rPr/>
         <w:t>Name &gt;&gt;</w:t>
       </w:r>
       <w:bookmarkEnd w:id="56"/>
@@ -2721,9 +2384,7 @@
         <w:t xml:space="preserve">absolutely with the Giftover Provision not applying, and if </w:t>
       </w:r>
       <w:r>
-        <w:rPr>
-          <w:highlight w:val="green"/>
-        </w:rPr>
+        <w:rPr/>
         <w:t>&lt;&lt; Matter.Relationships.Mrs.Name &gt;&gt;</w:t>
       </w:r>
       <w:r>
@@ -2758,57 +2419,39 @@
     <w:p>
       <w:pPr>
         <w:pStyle w:val="AEPTextL1"/>
-        <w:rPr>
-          <w:highlight w:val="cyan"/>
-        </w:rPr>
+        <w:rPr/>
       </w:pPr>
       <w:bookmarkStart w:id="57" w:name="_Ref392525263"/>
       <w:r>
-        <w:rPr>
-          <w:highlight w:val="cyan"/>
-        </w:rPr>
+        <w:rPr/>
         <w:t>#</w:t>
       </w:r>
       <w:r>
-        <w:rPr>
-          <w:highlight w:val="cyan"/>
-        </w:rPr>
+        <w:rPr/>
         <w:t>O</w:t>
       </w:r>
       <w:r>
-        <w:rPr>
-          <w:highlight w:val="cyan"/>
-        </w:rPr>
+        <w:rPr/>
         <w:t>ption 1: If outright gift to spouse in the first instance</w:t>
       </w:r>
       <w:r>
-        <w:rPr>
-          <w:highlight w:val="cyan"/>
-        </w:rPr>
-        <w:t xml:space="preserve"> </w:t>
-      </w:r>
-      <w:r>
-        <w:rPr>
-          <w:highlight w:val="cyan"/>
-        </w:rPr>
+        <w:rPr/>
+        <w:t xml:space="preserve"> </w:t>
+      </w:r>
+      <w:r>
+        <w:rPr/>
         <w:t>i.e. the TT</w:t>
       </w:r>
       <w:r>
-        <w:rPr>
-          <w:highlight w:val="cyan"/>
-        </w:rPr>
+        <w:rPr/>
         <w:t>s</w:t>
       </w:r>
       <w:r>
-        <w:rPr>
-          <w:highlight w:val="cyan"/>
-        </w:rPr>
+        <w:rPr/>
         <w:t xml:space="preserve"> start after both spouses have </w:t>
       </w:r>
       <w:r>
-        <w:rPr>
-          <w:highlight w:val="cyan"/>
-        </w:rPr>
+        <w:rPr/>
         <w:t>died</w:t>
       </w:r>
     </w:p>
@@ -2821,9 +2464,7 @@
       </w:r>
       <w:bookmarkStart w:id="58" w:name="_Hlk197342009"/>
       <w:r>
-        <w:rPr>
-          <w:highlight w:val="green"/>
-        </w:rPr>
+        <w:rPr/>
         <w:t>&lt;&lt; Matter.Relationships.Mrs.Name &gt;&gt;</w:t>
       </w:r>
       <w:r>
@@ -2842,9 +2483,7 @@
         <w:t xml:space="preserve">If </w:t>
       </w:r>
       <w:r>
-        <w:rPr>
-          <w:highlight w:val="green"/>
-        </w:rPr>
+        <w:rPr/>
         <w:t>&lt;&lt; Matter.Relationships.Mrs.Name &gt;&gt;</w:t>
       </w:r>
       <w:r>
@@ -2901,9 +2540,7 @@
         <w:t xml:space="preserve">as to a </w:t>
       </w:r>
       <w:r>
-        <w:rPr>
-          <w:highlight w:val="yellow"/>
-        </w:rPr>
+        <w:rPr/>
         <w:t>50</w:t>
       </w:r>
       <w:r>
@@ -2915,7 +2552,6 @@
           <w:rStyle w:val="AEPBold"/>
           <w:b w:val="0"/>
           <w:bCs/>
-          <w:highlight w:val="yellow"/>
         </w:rPr>
         <w:t>&lt;&lt; Matter.Relationships.Mr.Name &gt;&gt;</w:t>
       </w:r>
@@ -2934,9 +2570,7 @@
       </w:r>
       <w:bookmarkStart w:id="60" w:name="_Hlk197341192"/>
       <w:r>
-        <w:rPr>
-          <w:highlight w:val="yellow"/>
-        </w:rPr>
+        <w:rPr/>
         <w:t>&lt;&lt; Matter.CustomField.NominatedBeneficiaryTt1 &gt;&gt;</w:t>
       </w:r>
       <w:r>
@@ -2955,9 +2589,7 @@
         <w:t xml:space="preserve">as to a </w:t>
       </w:r>
       <w:r>
-        <w:rPr>
-          <w:highlight w:val="yellow"/>
-        </w:rPr>
+        <w:rPr/>
         <w:t>50</w:t>
       </w:r>
       <w:r>
@@ -2968,7 +2600,6 @@
           <w:rStyle w:val="AEPBold"/>
           <w:b w:val="0"/>
           <w:bCs/>
-          <w:highlight w:val="yellow"/>
         </w:rPr>
         <w:t>&lt;&lt; Matter.Relationships.Mr.Name &gt;&gt;</w:t>
       </w:r>
@@ -2985,21 +2616,15 @@
         <w:t xml:space="preserve"> No. 2, provided that </w:t>
       </w:r>
       <w:r>
-        <w:rPr>
-          <w:highlight w:val="yellow"/>
-        </w:rPr>
+        <w:rPr/>
         <w:t>&lt;&lt; Matter.CustomField.NominatedBeneficiaryTt</w:t>
       </w:r>
       <w:r>
-        <w:rPr>
-          <w:highlight w:val="yellow"/>
-        </w:rPr>
+        <w:rPr/>
         <w:t>2</w:t>
       </w:r>
       <w:r>
-        <w:rPr>
-          <w:highlight w:val="yellow"/>
-        </w:rPr>
+        <w:rPr/>
         <w:t xml:space="preserve"> &gt;&gt;</w:t>
       </w:r>
       <w:r>
@@ -3011,9 +2636,7 @@
         <w:pStyle w:val="Heading2"/>
       </w:pPr>
       <w:r>
-        <w:rPr>
-          <w:highlight w:val="yellow"/>
-        </w:rPr>
+        <w:rPr/>
         <w:t>#if 2 gifts above:</w:t>
       </w:r>
       <w:r>
@@ -3034,21 +2657,15 @@
         <w:pStyle w:val="Heading2"/>
       </w:pPr>
       <w:r>
-        <w:rPr>
-          <w:highlight w:val="yellow"/>
-        </w:rPr>
+        <w:rPr/>
         <w:t>#if 3 or more gift</w:t>
       </w:r>
       <w:r>
-        <w:rPr>
-          <w:highlight w:val="yellow"/>
-        </w:rPr>
+        <w:rPr/>
         <w:t>s</w:t>
       </w:r>
       <w:r>
-        <w:rPr>
-          <w:highlight w:val="yellow"/>
-        </w:rPr>
+        <w:rPr/>
         <w:t xml:space="preserve"> above:</w:t>
       </w:r>
       <w:r>
@@ -3089,9 +2706,7 @@
         <w:t xml:space="preserve">as to a </w:t>
       </w:r>
       <w:r>
-        <w:rPr>
-          <w:highlight w:val="yellow"/>
-        </w:rPr>
+        <w:rPr/>
         <w:t>50</w:t>
       </w:r>
       <w:r>
@@ -3107,9 +2722,7 @@
         <w:t xml:space="preserve"> of </w:t>
       </w:r>
       <w:r>
-        <w:rPr>
-          <w:highlight w:val="green"/>
-        </w:rPr>
+        <w:rPr/>
         <w:t>&lt;&lt; Matter.Relationships.Mrs.Name &gt;&gt;</w:t>
       </w:r>
       <w:r>
@@ -3119,9 +2732,7 @@
         <w:t xml:space="preserve"> </w:t>
       </w:r>
       <w:r>
-        <w:rPr>
-          <w:highlight w:val="cyan"/>
-        </w:rPr>
+        <w:rPr/>
         <w:t>[#parents/siblings]</w:t>
       </w:r>
       <w:r>
@@ -3131,21 +2742,15 @@
         <w:t xml:space="preserve"> </w:t>
       </w:r>
       <w:r>
-        <w:rPr>
-          <w:highlight w:val="cyan"/>
-        </w:rPr>
+        <w:rPr/>
         <w:t>[#with the Giftover Provision not applying</w:t>
       </w:r>
       <w:r>
-        <w:rPr>
-          <w:highlight w:val="cyan"/>
-        </w:rPr>
+        <w:rPr/>
         <w:t>/with the Giftover Provision applying to each intended gift recipient only if all intended gift recipients in this subclause have not survived me/with the Giftover Provision applying to each intended gift recipient in this subclause</w:t>
       </w:r>
       <w:r>
-        <w:rPr>
-          <w:highlight w:val="cyan"/>
-        </w:rPr>
+        <w:rPr/>
         <w:t>];</w:t>
       </w:r>
       <w:r>
@@ -3160,9 +2765,7 @@
         <w:t xml:space="preserve">as to the remaining </w:t>
       </w:r>
       <w:r>
-        <w:rPr>
-          <w:highlight w:val="yellow"/>
-        </w:rPr>
+        <w:rPr/>
         <w:t>50</w:t>
       </w:r>
       <w:r>
@@ -3181,9 +2784,7 @@
         <w:t xml:space="preserve">my </w:t>
       </w:r>
       <w:r>
-        <w:rPr>
-          <w:highlight w:val="cyan"/>
-        </w:rPr>
+        <w:rPr/>
         <w:t>[#parents/siblings]</w:t>
       </w:r>
       <w:r>
@@ -3193,9 +2794,7 @@
         <w:t xml:space="preserve"> </w:t>
       </w:r>
       <w:r>
-        <w:rPr>
-          <w:highlight w:val="cyan"/>
-        </w:rPr>
+        <w:rPr/>
         <w:t>[#with the Giftover Provision not applying/with the Giftover Provision applying to each intended gift recipient only if all intended gift recipients in this subclause have not survived me/with the Giftover Provision applying to each intended gift recipient in this subclause]</w:t>
       </w:r>
       <w:r>
@@ -3207,9 +2806,7 @@
         <w:pStyle w:val="Heading2"/>
       </w:pPr>
       <w:r>
-        <w:rPr>
-          <w:highlight w:val="yellow"/>
-        </w:rPr>
+        <w:rPr/>
         <w:t>#if 2 gifts above:</w:t>
       </w:r>
       <w:r>
@@ -3230,21 +2827,15 @@
         <w:pStyle w:val="Heading2"/>
       </w:pPr>
       <w:r>
-        <w:rPr>
-          <w:highlight w:val="yellow"/>
-        </w:rPr>
+        <w:rPr/>
         <w:t>#if 3 or more gift</w:t>
       </w:r>
       <w:r>
-        <w:rPr>
-          <w:highlight w:val="yellow"/>
-        </w:rPr>
+        <w:rPr/>
         <w:t>s</w:t>
       </w:r>
       <w:r>
-        <w:rPr>
-          <w:highlight w:val="yellow"/>
-        </w:rPr>
+        <w:rPr/>
         <w:t xml:space="preserve"> above:</w:t>
       </w:r>
       <w:r>
@@ -3260,9 +2851,7 @@
         <w:t xml:space="preserve">I expressly confirm that </w:t>
       </w:r>
       <w:r>
-        <w:rPr>
-          <w:highlight w:val="green"/>
-        </w:rPr>
+        <w:rPr/>
         <w:t>&lt;&lt; Matter.Relationships.Mrs.Name &gt;&gt;</w:t>
       </w:r>
       <w:r>
@@ -3272,9 +2861,7 @@
         <w:t xml:space="preserve">is not required to survive me by 30 days in order to take a benefit under my Will, and this clause expresses a contrary intention with respect to </w:t>
       </w:r>
       <w:r>
-        <w:rPr>
-          <w:highlight w:val="green"/>
-        </w:rPr>
+        <w:rPr/>
         <w:t>&lt;&lt; Matter.Relationships.Mrs.Name &gt;&gt;</w:t>
       </w:r>
       <w:r>
@@ -3308,15 +2895,11 @@
         <w:t xml:space="preserve"> </w:t>
       </w:r>
       <w:r>
-        <w:rPr>
-          <w:highlight w:val="cyan"/>
-        </w:rPr>
-        <w:t xml:space="preserve"> </w:t>
-      </w:r>
-      <w:r>
-        <w:rPr>
-          <w:highlight w:val="cyan"/>
-        </w:rPr>
+        <w:rPr/>
+        <w:t xml:space="preserve"> </w:t>
+      </w:r>
+      <w:r>
+        <w:rPr/>
         <w:t>[#end]</w:t>
       </w:r>
     </w:p>
@@ -3324,96 +2907,66 @@
       <w:pPr>
         <w:pStyle w:val="AEPTextL1"/>
         <w:ind w:left="0"/>
-        <w:rPr>
-          <w:highlight w:val="cyan"/>
-        </w:rPr>
+        <w:rPr/>
       </w:pPr>
       <w:bookmarkStart w:id="61" w:name="_Ref309906402"/>
       <w:bookmarkStart w:id="62" w:name="_Ref316036305"/>
       <w:bookmarkStart w:id="63" w:name="_Ref286843550"/>
       <w:bookmarkEnd w:id="57"/>
       <w:r>
-        <w:rPr>
-          <w:highlight w:val="cyan"/>
-        </w:rPr>
+        <w:rPr/>
         <w:t>#O</w:t>
       </w:r>
       <w:r>
-        <w:rPr>
-          <w:highlight w:val="cyan"/>
-        </w:rPr>
+        <w:rPr/>
         <w:t xml:space="preserve">ption </w:t>
       </w:r>
       <w:r>
-        <w:rPr>
-          <w:highlight w:val="cyan"/>
-        </w:rPr>
+        <w:rPr/>
         <w:t>2</w:t>
       </w:r>
       <w:r>
-        <w:rPr>
-          <w:highlight w:val="cyan"/>
-        </w:rPr>
+        <w:rPr/>
         <w:t>:</w:t>
       </w:r>
       <w:r>
-        <w:rPr>
-          <w:highlight w:val="cyan"/>
-        </w:rPr>
-        <w:t xml:space="preserve"> </w:t>
-      </w:r>
-      <w:r>
-        <w:rPr>
-          <w:highlight w:val="cyan"/>
-        </w:rPr>
+        <w:rPr/>
+        <w:t xml:space="preserve"> </w:t>
+      </w:r>
+      <w:r>
+        <w:rPr/>
         <w:t xml:space="preserve">If </w:t>
       </w:r>
       <w:r>
-        <w:rPr>
-          <w:highlight w:val="cyan"/>
-        </w:rPr>
+        <w:rPr/>
         <w:t xml:space="preserve">the </w:t>
       </w:r>
       <w:r>
-        <w:rPr>
-          <w:highlight w:val="cyan"/>
-        </w:rPr>
+        <w:rPr/>
         <w:t>TT</w:t>
       </w:r>
       <w:r>
-        <w:rPr>
-          <w:highlight w:val="cyan"/>
-        </w:rPr>
+        <w:rPr/>
         <w:t>s</w:t>
       </w:r>
       <w:r>
-        <w:rPr>
-          <w:highlight w:val="cyan"/>
-        </w:rPr>
-        <w:t xml:space="preserve"> </w:t>
-      </w:r>
-      <w:r>
-        <w:rPr>
-          <w:highlight w:val="cyan"/>
-        </w:rPr>
+        <w:rPr/>
+        <w:t xml:space="preserve"> </w:t>
+      </w:r>
+      <w:r>
+        <w:rPr/>
         <w:t xml:space="preserve">start </w:t>
       </w:r>
       <w:r>
-        <w:rPr>
-          <w:highlight w:val="cyan"/>
-        </w:rPr>
+        <w:rPr/>
         <w:t>in</w:t>
       </w:r>
       <w:r>
-        <w:rPr>
-          <w:highlight w:val="cyan"/>
-        </w:rPr>
+        <w:rPr/>
         <w:t xml:space="preserve"> the</w:t>
       </w:r>
       <w:r>
-        <w:rPr>
-          <w:highlight w:val="cyan"/>
-        </w:rPr>
+        <w:rPr/>
         <w:t xml:space="preserve"> first instance</w:t>
       </w:r>
     </w:p>
@@ -3425,9 +2978,7 @@
         <w:t xml:space="preserve">If </w:t>
       </w:r>
       <w:r>
-        <w:rPr>
-          <w:highlight w:val="green"/>
-        </w:rPr>
+        <w:rPr/>
         <w:t>&lt;&lt; Matter.Relationships.Mrs.Name &gt;&gt;</w:t>
       </w:r>
       <w:r>
@@ -3481,9 +3032,7 @@
         <w:t xml:space="preserve">as to a </w:t>
       </w:r>
       <w:r>
-        <w:rPr>
-          <w:highlight w:val="yellow"/>
-        </w:rPr>
+        <w:rPr/>
         <w:t>50</w:t>
       </w:r>
       <w:r>
@@ -3494,7 +3043,6 @@
           <w:rStyle w:val="AEPBold"/>
           <w:b w:val="0"/>
           <w:bCs/>
-          <w:highlight w:val="yellow"/>
         </w:rPr>
         <w:t>&lt;&lt; Matter.Relationships.Mr.Name &gt;&gt;</w:t>
       </w:r>
@@ -3511,9 +3059,7 @@
         <w:t xml:space="preserve"> No. 1, provided that </w:t>
       </w:r>
       <w:r>
-        <w:rPr>
-          <w:highlight w:val="yellow"/>
-        </w:rPr>
+        <w:rPr/>
         <w:t>&lt;&lt; Matter.CustomField.NominatedBeneficiaryTt1 &gt;&gt;</w:t>
       </w:r>
       <w:r>
@@ -3531,9 +3077,7 @@
         <w:t xml:space="preserve">as to a </w:t>
       </w:r>
       <w:r>
-        <w:rPr>
-          <w:highlight w:val="yellow"/>
-        </w:rPr>
+        <w:rPr/>
         <w:t>50</w:t>
       </w:r>
       <w:r>
@@ -3544,7 +3088,6 @@
           <w:rStyle w:val="AEPBold"/>
           <w:b w:val="0"/>
           <w:bCs/>
-          <w:highlight w:val="yellow"/>
         </w:rPr>
         <w:t>&lt;&lt; Matter.Relationships.Mr.Name &gt;&gt;</w:t>
       </w:r>
@@ -3562,21 +3105,15 @@
       </w:r>
       <w:bookmarkStart w:id="64" w:name="_Hlk197342066"/>
       <w:r>
-        <w:rPr>
-          <w:highlight w:val="yellow"/>
-        </w:rPr>
+        <w:rPr/>
         <w:t>&lt;&lt; Matter.CustomField.NominatedBeneficiaryTt</w:t>
       </w:r>
       <w:r>
-        <w:rPr>
-          <w:highlight w:val="yellow"/>
-        </w:rPr>
+        <w:rPr/>
         <w:t>2</w:t>
       </w:r>
       <w:r>
-        <w:rPr>
-          <w:highlight w:val="yellow"/>
-        </w:rPr>
+        <w:rPr/>
         <w:t xml:space="preserve"> &gt;&gt;</w:t>
       </w:r>
       <w:r>
@@ -3592,9 +3129,7 @@
         <w:pStyle w:val="Heading2"/>
       </w:pPr>
       <w:r>
-        <w:rPr>
-          <w:highlight w:val="yellow"/>
-        </w:rPr>
+        <w:rPr/>
         <w:t>#if 2 gifts above:</w:t>
       </w:r>
       <w:r>
@@ -3615,9 +3150,7 @@
         <w:pStyle w:val="Heading2"/>
       </w:pPr>
       <w:r>
-        <w:rPr>
-          <w:highlight w:val="yellow"/>
-        </w:rPr>
+        <w:rPr/>
         <w:t>#if 3 or more gifts above:</w:t>
       </w:r>
       <w:r>
@@ -3670,9 +3203,7 @@
         <w:t xml:space="preserve">as to a </w:t>
       </w:r>
       <w:r>
-        <w:rPr>
-          <w:highlight w:val="yellow"/>
-        </w:rPr>
+        <w:rPr/>
         <w:t>50</w:t>
       </w:r>
       <w:r>
@@ -3688,9 +3219,7 @@
         <w:t xml:space="preserve"> of </w:t>
       </w:r>
       <w:r>
-        <w:rPr>
-          <w:highlight w:val="green"/>
-        </w:rPr>
+        <w:rPr/>
         <w:t>&lt;&lt; Matter.Relationships.Mrs.Name &gt;&gt;</w:t>
       </w:r>
       <w:r>
@@ -3700,9 +3229,7 @@
         <w:t xml:space="preserve"> </w:t>
       </w:r>
       <w:r>
-        <w:rPr>
-          <w:highlight w:val="cyan"/>
-        </w:rPr>
+        <w:rPr/>
         <w:t>[#parents/siblings]</w:t>
       </w:r>
       <w:r>
@@ -3712,9 +3239,7 @@
         <w:t xml:space="preserve"> </w:t>
       </w:r>
       <w:r>
-        <w:rPr>
-          <w:highlight w:val="cyan"/>
-        </w:rPr>
+        <w:rPr/>
         <w:t>[#with the Giftover Provision not applying/with the Giftover Provision applying to each intended gift recipient only if all intended gift recipients in this subclause have not survived me/with the Giftover Provision applying to each intended gift recipient in this subclause];</w:t>
       </w:r>
       <w:r>
@@ -3732,9 +3257,7 @@
         <w:t xml:space="preserve">as to the remaining </w:t>
       </w:r>
       <w:r>
-        <w:rPr>
-          <w:highlight w:val="yellow"/>
-        </w:rPr>
+        <w:rPr/>
         <w:t>50</w:t>
       </w:r>
       <w:r>
@@ -3753,9 +3276,7 @@
         <w:t xml:space="preserve">my </w:t>
       </w:r>
       <w:r>
-        <w:rPr>
-          <w:highlight w:val="cyan"/>
-        </w:rPr>
+        <w:rPr/>
         <w:t>[#parents/siblings]</w:t>
       </w:r>
       <w:r>
@@ -3765,9 +3286,7 @@
         <w:t xml:space="preserve"> </w:t>
       </w:r>
       <w:r>
-        <w:rPr>
-          <w:highlight w:val="cyan"/>
-        </w:rPr>
+        <w:rPr/>
         <w:t>[#with the Giftover Provision not applying/with the Giftover Provision applying to each intended gift recipient only if all intended gift recipients in this subclause have not survived me/with the Giftover Provision applying to each intended gift recipient in this subclause]</w:t>
       </w:r>
       <w:r>
@@ -3779,9 +3298,7 @@
         <w:pStyle w:val="Heading2"/>
       </w:pPr>
       <w:r>
-        <w:rPr>
-          <w:highlight w:val="yellow"/>
-        </w:rPr>
+        <w:rPr/>
         <w:t>#if 2 gifts above:</w:t>
       </w:r>
       <w:r>
@@ -3802,21 +3319,15 @@
         <w:pStyle w:val="Heading2"/>
       </w:pPr>
       <w:r>
-        <w:rPr>
-          <w:highlight w:val="yellow"/>
-        </w:rPr>
+        <w:rPr/>
         <w:t>#if 3 or more gift</w:t>
       </w:r>
       <w:r>
-        <w:rPr>
-          <w:highlight w:val="yellow"/>
-        </w:rPr>
+        <w:rPr/>
         <w:t>s</w:t>
       </w:r>
       <w:r>
-        <w:rPr>
-          <w:highlight w:val="yellow"/>
-        </w:rPr>
+        <w:rPr/>
         <w:t xml:space="preserve"> above:</w:t>
       </w:r>
       <w:r>
@@ -3878,52 +3389,36 @@
         <w:t xml:space="preserve"> </w:t>
       </w:r>
       <w:r>
-        <w:rPr>
-          <w:highlight w:val="cyan"/>
-        </w:rPr>
+        <w:rPr/>
         <w:t>[#end]</w:t>
       </w:r>
     </w:p>
     <w:p>
       <w:pPr>
-        <w:rPr>
-          <w:highlight w:val="cyan"/>
-        </w:rPr>
-      </w:pPr>
-      <w:r>
-        <w:rPr>
-          <w:highlight w:val="cyan"/>
-        </w:rPr>
+        <w:rPr/>
+      </w:pPr>
+      <w:r>
+        <w:rPr/>
         <w:t>#</w:t>
       </w:r>
       <w:r>
-        <w:rPr>
-          <w:highlight w:val="cyan"/>
-        </w:rPr>
+        <w:rPr/>
         <w:t xml:space="preserve">Option </w:t>
       </w:r>
       <w:r>
-        <w:rPr>
-          <w:highlight w:val="cyan"/>
-        </w:rPr>
+        <w:rPr/>
         <w:t>3</w:t>
       </w:r>
       <w:r>
-        <w:rPr>
-          <w:highlight w:val="cyan"/>
-        </w:rPr>
+        <w:rPr/>
         <w:t xml:space="preserve">: </w:t>
       </w:r>
       <w:r>
-        <w:rPr>
-          <w:highlight w:val="cyan"/>
-        </w:rPr>
+        <w:rPr/>
         <w:t>I</w:t>
       </w:r>
       <w:r>
-        <w:rPr>
-          <w:highlight w:val="cyan"/>
-        </w:rPr>
+        <w:rPr/>
         <w:t xml:space="preserve">f single TT for surviving spouse plus TTs for children after both died </w:t>
       </w:r>
     </w:p>
@@ -3938,9 +3433,7 @@
         <w:t xml:space="preserve"> </w:t>
       </w:r>
       <w:r>
-        <w:rPr>
-          <w:highlight w:val="green"/>
-        </w:rPr>
+        <w:rPr/>
         <w:t>&lt;&lt; Matter.Relationships.Mrs.Name &gt;&gt;</w:t>
       </w:r>
       <w:r>
@@ -3954,7 +3447,6 @@
           <w:rStyle w:val="AEPBold"/>
           <w:b w:val="0"/>
           <w:bCs/>
-          <w:highlight w:val="yellow"/>
         </w:rPr>
         <w:t>&lt;&lt; Matter.Relationships.Mr.Name &gt;&gt;</w:t>
       </w:r>
@@ -3997,9 +3489,7 @@
         <w:t xml:space="preserve">If </w:t>
       </w:r>
       <w:r>
-        <w:rPr>
-          <w:highlight w:val="green"/>
-        </w:rPr>
+        <w:rPr/>
         <w:t>&lt;&lt; Matter.Relationships.Mrs.Name &gt;&gt;</w:t>
       </w:r>
       <w:r>
@@ -4042,7 +3532,6 @@
           <w:rStyle w:val="AEPBold"/>
           <w:b w:val="0"/>
           <w:bCs/>
-          <w:highlight w:val="yellow"/>
         </w:rPr>
         <w:t>&lt;&lt; Matter.Relationships.Mr.Name &gt;&gt;</w:t>
       </w:r>
@@ -4059,9 +3548,7 @@
         <w:t xml:space="preserve"> </w:t>
       </w:r>
       <w:r>
-        <w:rPr>
-          <w:highlight w:val="yellow"/>
-        </w:rPr>
+        <w:rPr/>
         <w:t>&lt;&lt; Matter.CustomField.NominatedBeneficiaryTt1 &gt;&gt;</w:t>
       </w:r>
       <w:r>
@@ -4080,7 +3567,6 @@
           <w:rStyle w:val="AEPBold"/>
           <w:b w:val="0"/>
           <w:bCs/>
-          <w:highlight w:val="yellow"/>
         </w:rPr>
         <w:t>&lt;&lt; Matter.Relationships.Mr.Name &gt;&gt;</w:t>
       </w:r>
@@ -4094,21 +3580,15 @@
         <w:t xml:space="preserve">Testamentary Trust No. 3, provided that </w:t>
       </w:r>
       <w:r>
-        <w:rPr>
-          <w:highlight w:val="yellow"/>
-        </w:rPr>
+        <w:rPr/>
         <w:t>&lt;&lt; Matter.CustomField.NominatedBeneficiaryTt</w:t>
       </w:r>
       <w:r>
-        <w:rPr>
-          <w:highlight w:val="yellow"/>
-        </w:rPr>
+        <w:rPr/>
         <w:t>2</w:t>
       </w:r>
       <w:r>
-        <w:rPr>
-          <w:highlight w:val="yellow"/>
-        </w:rPr>
+        <w:rPr/>
         <w:t xml:space="preserve"> &gt;&gt;</w:t>
       </w:r>
       <w:r>
@@ -4123,9 +3603,7 @@
         <w:pStyle w:val="Heading2"/>
       </w:pPr>
       <w:r>
-        <w:rPr>
-          <w:highlight w:val="yellow"/>
-        </w:rPr>
+        <w:rPr/>
         <w:t>#if 2 gifts above:</w:t>
       </w:r>
       <w:r>
@@ -4137,9 +3615,7 @@
         <w:pStyle w:val="Heading2"/>
       </w:pPr>
       <w:r>
-        <w:rPr>
-          <w:highlight w:val="yellow"/>
-        </w:rPr>
+        <w:rPr/>
         <w:t>#if 3 or more gifts above:</w:t>
       </w:r>
       <w:r>
@@ -4181,9 +3657,7 @@
         <w:t xml:space="preserve">as to a </w:t>
       </w:r>
       <w:r>
-        <w:rPr>
-          <w:highlight w:val="yellow"/>
-        </w:rPr>
+        <w:rPr/>
         <w:t>50</w:t>
       </w:r>
       <w:r>
@@ -4199,9 +3673,7 @@
         <w:t xml:space="preserve"> of </w:t>
       </w:r>
       <w:r>
-        <w:rPr>
-          <w:highlight w:val="green"/>
-        </w:rPr>
+        <w:rPr/>
         <w:t>&lt;&lt; Matter.Relationships.Mrs.Name &gt;&gt;</w:t>
       </w:r>
       <w:r>
@@ -4211,9 +3683,7 @@
         <w:t xml:space="preserve"> </w:t>
       </w:r>
       <w:r>
-        <w:rPr>
-          <w:highlight w:val="cyan"/>
-        </w:rPr>
+        <w:rPr/>
         <w:t>[#parents/siblings]</w:t>
       </w:r>
       <w:r>
@@ -4223,9 +3693,7 @@
         <w:t xml:space="preserve"> </w:t>
       </w:r>
       <w:r>
-        <w:rPr>
-          <w:highlight w:val="cyan"/>
-        </w:rPr>
+        <w:rPr/>
         <w:t>[#with the Giftover Provision not applying/with the Giftover Provision applying to each intended gift recipient only if all intended gift recipients in this subclause have not survived me/with the Giftover Provision applying to each intended gift recipient in this subclause];</w:t>
       </w:r>
       <w:r>
@@ -4243,9 +3711,7 @@
         <w:t xml:space="preserve">as to the remaining </w:t>
       </w:r>
       <w:r>
-        <w:rPr>
-          <w:highlight w:val="yellow"/>
-        </w:rPr>
+        <w:rPr/>
         <w:t>50</w:t>
       </w:r>
       <w:r>
@@ -4264,9 +3730,7 @@
         <w:t xml:space="preserve">my </w:t>
       </w:r>
       <w:r>
-        <w:rPr>
-          <w:highlight w:val="cyan"/>
-        </w:rPr>
+        <w:rPr/>
         <w:t>[#parents/siblings]</w:t>
       </w:r>
       <w:r>
@@ -4276,9 +3740,7 @@
         <w:t xml:space="preserve"> </w:t>
       </w:r>
       <w:r>
-        <w:rPr>
-          <w:highlight w:val="cyan"/>
-        </w:rPr>
+        <w:rPr/>
         <w:t>[#with the Giftover Provision not applying/with the Giftover Provision applying to each intended gift recipient only if all intended gift recipients in this subclause have not survived me/with the Giftover Provision applying to each intended gift recipient in this subclause]</w:t>
       </w:r>
       <w:r>
@@ -4290,9 +3752,7 @@
         <w:pStyle w:val="Heading2"/>
       </w:pPr>
       <w:r>
-        <w:rPr>
-          <w:highlight w:val="yellow"/>
-        </w:rPr>
+        <w:rPr/>
         <w:t>#if 2 gifts above:</w:t>
       </w:r>
       <w:r>
@@ -4313,37 +3773,27 @@
         <w:pStyle w:val="Heading2"/>
       </w:pPr>
       <w:r>
-        <w:rPr>
-          <w:highlight w:val="yellow"/>
-        </w:rPr>
+        <w:rPr/>
         <w:lastRenderedPageBreak/>
         <w:t>#if 3 or more gift</w:t>
       </w:r>
       <w:r>
-        <w:rPr>
-          <w:highlight w:val="yellow"/>
-        </w:rPr>
+        <w:rPr/>
         <w:t>s</w:t>
       </w:r>
       <w:r>
-        <w:rPr>
-          <w:highlight w:val="yellow"/>
-        </w:rPr>
+        <w:rPr/>
         <w:t xml:space="preserve"> above:</w:t>
       </w:r>
       <w:r>
         <w:t xml:space="preserve"> If any of the gifts in the preceding clause fail for any reason, then that gift or those gifts will revert to and form part of the share of my Residual Estate in respect of which the remaining gift or gifts have taken effect in the same proportions as those gifts which have not failed bear to one another.</w:t>
       </w:r>
       <w:r>
-        <w:rPr>
-          <w:highlight w:val="cyan"/>
-        </w:rPr>
-        <w:t xml:space="preserve"> </w:t>
-      </w:r>
-      <w:r>
-        <w:rPr>
-          <w:highlight w:val="cyan"/>
-        </w:rPr>
+        <w:rPr/>
+        <w:t xml:space="preserve"> </w:t>
+      </w:r>
+      <w:r>
+        <w:rPr/>
         <w:t>[#end]</w:t>
       </w:r>
     </w:p>
@@ -4352,27 +3802,19 @@
         <w:pStyle w:val="Heading2"/>
       </w:pPr>
       <w:r>
-        <w:rPr>
-          <w:highlight w:val="cyan"/>
-        </w:rPr>
+        <w:rPr/>
         <w:t>[</w:t>
       </w:r>
       <w:r>
-        <w:rPr>
-          <w:highlight w:val="cyan"/>
-        </w:rPr>
+        <w:rPr/>
         <w:t xml:space="preserve">#If </w:t>
       </w:r>
       <w:r>
-        <w:rPr>
-          <w:highlight w:val="cyan"/>
-        </w:rPr>
+        <w:rPr/>
         <w:t>one or more TTs benefit the surviving spouse</w:t>
       </w:r>
       <w:r>
-        <w:rPr>
-          <w:highlight w:val="cyan"/>
-        </w:rPr>
+        <w:rPr/>
         <w:t>]</w:t>
       </w:r>
       <w:r>
@@ -4426,9 +3868,7 @@
         <w:t xml:space="preserve">if </w:t>
       </w:r>
       <w:r>
-        <w:rPr>
-          <w:highlight w:val="green"/>
-        </w:rPr>
+        <w:rPr/>
         <w:t>&lt;&lt; Matter.Relationships.Mrs.Name &gt;&gt;</w:t>
       </w:r>
       <w:r>
@@ -4441,9 +3881,7 @@
         <w:t xml:space="preserve">, then with the consent of </w:t>
       </w:r>
       <w:r>
-        <w:rPr>
-          <w:highlight w:val="green"/>
-        </w:rPr>
+        <w:rPr/>
         <w:t>&lt;&lt; Matter.Relationships.Mrs.Name &gt;&gt;</w:t>
       </w:r>
       <w:r>
@@ -4458,9 +3896,7 @@
         <w:t xml:space="preserve">if </w:t>
       </w:r>
       <w:r>
-        <w:rPr>
-          <w:highlight w:val="green"/>
-        </w:rPr>
+        <w:rPr/>
         <w:t>&lt;&lt; Matter.Relationships.Mrs.Name &gt;&gt;</w:t>
       </w:r>
       <w:r>
@@ -4491,9 +3927,7 @@
         <w:t xml:space="preserve">, then with the consent of each Primary Beneficiary of that Trust other than </w:t>
       </w:r>
       <w:r>
-        <w:rPr>
-          <w:highlight w:val="green"/>
-        </w:rPr>
+        <w:rPr/>
         <w:t>&lt;&lt; Matter.Relationships.Mrs.Name &gt;&gt;</w:t>
       </w:r>
       <w:r>
@@ -4556,9 +3990,7 @@
         <w:t xml:space="preserve"> </w:t>
       </w:r>
       <w:r>
-        <w:rPr>
-          <w:highlight w:val="cyan"/>
-        </w:rPr>
+        <w:rPr/>
         <w:t>[#end]</w:t>
       </w:r>
     </w:p>
@@ -4567,51 +3999,35 @@
         <w:pStyle w:val="Heading2"/>
       </w:pPr>
       <w:r>
-        <w:rPr>
-          <w:highlight w:val="cyan"/>
-        </w:rPr>
+        <w:rPr/>
         <w:t>[</w:t>
       </w:r>
       <w:r>
-        <w:rPr>
-          <w:highlight w:val="cyan"/>
-        </w:rPr>
+        <w:rPr/>
         <w:t xml:space="preserve">#If </w:t>
       </w:r>
       <w:r>
-        <w:rPr>
-          <w:highlight w:val="cyan"/>
-        </w:rPr>
+        <w:rPr/>
         <w:t>o</w:t>
       </w:r>
       <w:r>
-        <w:rPr>
-          <w:highlight w:val="cyan"/>
-        </w:rPr>
+        <w:rPr/>
         <w:t>utright gift to spouse in the first instance</w:t>
       </w:r>
       <w:r>
-        <w:rPr>
-          <w:highlight w:val="cyan"/>
-        </w:rPr>
-        <w:t xml:space="preserve"> </w:t>
-      </w:r>
-      <w:r>
-        <w:rPr>
-          <w:highlight w:val="cyan"/>
-        </w:rPr>
+        <w:rPr/>
+        <w:t xml:space="preserve"> </w:t>
+      </w:r>
+      <w:r>
+        <w:rPr/>
         <w:t xml:space="preserve">i.e. the TTs start after both spouses have </w:t>
       </w:r>
       <w:r>
-        <w:rPr>
-          <w:highlight w:val="cyan"/>
-        </w:rPr>
+        <w:rPr/>
         <w:t>died</w:t>
       </w:r>
       <w:r>
-        <w:rPr>
-          <w:highlight w:val="cyan"/>
-        </w:rPr>
+        <w:rPr/>
         <w:t>]</w:t>
       </w:r>
       <w:r>
@@ -4720,15 +4136,11 @@
         <w:t>may choose to require that the distribution is for the sole purpose of allowing that Beneficiary to make a contribution to a Special Disability Trust within the meaning of the Social Security Act 1991 (Cth) or Veteran’s Entitlements Act 1986 (Cth).</w:t>
       </w:r>
       <w:r>
-        <w:rPr>
-          <w:highlight w:val="cyan"/>
-        </w:rPr>
-        <w:t xml:space="preserve"> </w:t>
-      </w:r>
-      <w:r>
-        <w:rPr>
-          <w:highlight w:val="cyan"/>
-        </w:rPr>
+        <w:rPr/>
+        <w:t xml:space="preserve"> </w:t>
+      </w:r>
+      <w:r>
+        <w:rPr/>
         <w:t>[#end]</w:t>
       </w:r>
     </w:p>
@@ -4836,21 +4248,15 @@
       <w:bookmarkStart w:id="68" w:name="_Toc389476412"/>
       <w:bookmarkEnd w:id="63"/>
       <w:r>
-        <w:rPr>
-          <w:highlight w:val="cyan"/>
-        </w:rPr>
+        <w:rPr/>
         <w:t xml:space="preserve">[#if </w:t>
       </w:r>
       <w:r>
-        <w:rPr>
-          <w:highlight w:val="cyan"/>
-        </w:rPr>
+        <w:rPr/>
         <w:t>one or more TTs benefit the surviving spouse</w:t>
       </w:r>
       <w:r>
-        <w:rPr>
-          <w:highlight w:val="cyan"/>
-        </w:rPr>
+        <w:rPr/>
         <w:t>]</w:t>
       </w:r>
       <w:r>
@@ -4901,9 +4307,7 @@
         <w:t xml:space="preserve">if </w:t>
       </w:r>
       <w:r>
-        <w:rPr>
-          <w:highlight w:val="green"/>
-        </w:rPr>
+        <w:rPr/>
         <w:t>&lt;&lt; Matter.Relationships.Mrs.Name &gt;&gt;</w:t>
       </w:r>
       <w:r>
@@ -4916,9 +4320,7 @@
         <w:t xml:space="preserve">, then with the consent of </w:t>
       </w:r>
       <w:r>
-        <w:rPr>
-          <w:highlight w:val="green"/>
-        </w:rPr>
+        <w:rPr/>
         <w:t>&lt;&lt; Matter.Relationships.Mrs.Name &gt;&gt;</w:t>
       </w:r>
       <w:r>
@@ -4934,9 +4336,7 @@
         <w:t xml:space="preserve">if </w:t>
       </w:r>
       <w:r>
-        <w:rPr>
-          <w:highlight w:val="green"/>
-        </w:rPr>
+        <w:rPr/>
         <w:t>&lt;&lt; Matter.Relationships.Mrs.Name &gt;&gt;</w:t>
       </w:r>
       <w:r>
@@ -4967,9 +4367,7 @@
         <w:t xml:space="preserve">, then with the consent of each Primary Beneficiary of that Trust other than </w:t>
       </w:r>
       <w:r>
-        <w:rPr>
-          <w:highlight w:val="green"/>
-        </w:rPr>
+        <w:rPr/>
         <w:t>&lt;&lt; Matter.Relationships.Mrs.Name &gt;&gt;</w:t>
       </w:r>
       <w:r>
@@ -5022,7 +4420,6 @@
           <w:rStyle w:val="AEPBold"/>
           <w:b w:val="0"/>
           <w:bCs/>
-          <w:highlight w:val="yellow"/>
         </w:rPr>
         <w:t>&lt;&lt; Matter.Relationships.Mr.Name &gt;&gt;</w:t>
       </w:r>
@@ -5041,7 +4438,6 @@
           <w:rStyle w:val="AEPBold"/>
           <w:b w:val="0"/>
           <w:bCs/>
-          <w:highlight w:val="yellow"/>
         </w:rPr>
         <w:t>&lt;&lt; Matter.Relationships.Mr.Name &gt;&gt;</w:t>
       </w:r>
@@ -5055,15 +4451,11 @@
         <w:t>Superannuation Death Benefits Trust.</w:t>
       </w:r>
       <w:r>
-        <w:rPr>
-          <w:highlight w:val="cyan"/>
-        </w:rPr>
-        <w:t xml:space="preserve"> </w:t>
-      </w:r>
-      <w:r>
-        <w:rPr>
-          <w:highlight w:val="cyan"/>
-        </w:rPr>
+        <w:rPr/>
+        <w:t xml:space="preserve"> </w:t>
+      </w:r>
+      <w:r>
+        <w:rPr/>
         <w:t>[#end]</w:t>
       </w:r>
     </w:p>
@@ -5076,51 +4468,35 @@
         </w:numPr>
       </w:pPr>
       <w:r>
-        <w:rPr>
-          <w:highlight w:val="cyan"/>
-        </w:rPr>
+        <w:rPr/>
         <w:t xml:space="preserve">[#if </w:t>
       </w:r>
       <w:r>
-        <w:rPr>
-          <w:highlight w:val="cyan"/>
-        </w:rPr>
+        <w:rPr/>
         <w:t>o</w:t>
       </w:r>
       <w:r>
-        <w:rPr>
-          <w:highlight w:val="cyan"/>
-        </w:rPr>
+        <w:rPr/>
         <w:t>utright gift to spouse in the first</w:t>
       </w:r>
       <w:r>
-        <w:rPr>
-          <w:highlight w:val="cyan"/>
-        </w:rPr>
+        <w:rPr/>
         <w:t xml:space="preserve"> instance</w:t>
       </w:r>
       <w:r>
-        <w:rPr>
-          <w:highlight w:val="cyan"/>
-        </w:rPr>
-        <w:t xml:space="preserve"> </w:t>
-      </w:r>
-      <w:r>
-        <w:rPr>
-          <w:highlight w:val="cyan"/>
-        </w:rPr>
+        <w:rPr/>
+        <w:t xml:space="preserve"> </w:t>
+      </w:r>
+      <w:r>
+        <w:rPr/>
         <w:t xml:space="preserve">i.e. the TTs start after both spouses have </w:t>
       </w:r>
       <w:r>
-        <w:rPr>
-          <w:highlight w:val="cyan"/>
-        </w:rPr>
+        <w:rPr/>
         <w:t>died</w:t>
       </w:r>
       <w:r>
-        <w:rPr>
-          <w:highlight w:val="cyan"/>
-        </w:rPr>
+        <w:rPr/>
         <w:t>]</w:t>
       </w:r>
       <w:r>
@@ -5173,7 +4549,6 @@
           <w:rStyle w:val="AEPBold"/>
           <w:b w:val="0"/>
           <w:bCs/>
-          <w:highlight w:val="yellow"/>
         </w:rPr>
         <w:t>&lt;&lt; Matter.Relationships.Mr.Name &gt;&gt;</w:t>
       </w:r>
@@ -5191,7 +4566,6 @@
           <w:rStyle w:val="AEPBold"/>
           <w:b w:val="0"/>
           <w:bCs/>
-          <w:highlight w:val="yellow"/>
         </w:rPr>
         <w:t>&lt;&lt; Matter.Relationships.Mr.Name &gt;&gt;</w:t>
       </w:r>
@@ -5238,15 +4612,11 @@
         <w:t>).</w:t>
       </w:r>
       <w:r>
-        <w:rPr>
-          <w:highlight w:val="cyan"/>
-        </w:rPr>
-        <w:t xml:space="preserve"> </w:t>
-      </w:r>
-      <w:r>
-        <w:rPr>
-          <w:highlight w:val="cyan"/>
-        </w:rPr>
+        <w:rPr/>
+        <w:t xml:space="preserve"> </w:t>
+      </w:r>
+      <w:r>
+        <w:rPr/>
         <w:t>[#end]</w:t>
       </w:r>
     </w:p>
@@ -5262,7 +4632,6 @@
           <w:rStyle w:val="AEPBold"/>
           <w:b w:val="0"/>
           <w:bCs/>
-          <w:highlight w:val="yellow"/>
         </w:rPr>
         <w:t>&lt;&lt; Matter.Relationships.Mr.Name &gt;&gt;</w:t>
       </w:r>
@@ -5555,7 +4924,6 @@
           <w:rStyle w:val="AEPBold"/>
           <w:b w:val="0"/>
           <w:bCs/>
-          <w:highlight w:val="yellow"/>
         </w:rPr>
         <w:t>&lt;&lt; Matter.Relationships.Mr.Name &gt;&gt;</w:t>
       </w:r>
@@ -8094,64 +7462,44 @@
     <w:p>
       <w:pPr>
         <w:pStyle w:val="Heading1"/>
-        <w:rPr>
-          <w:highlight w:val="cyan"/>
-        </w:rPr>
+        <w:rPr/>
       </w:pPr>
       <w:bookmarkStart w:id="123" w:name="_Ref83637411"/>
       <w:bookmarkStart w:id="124" w:name="_Toc386906397"/>
       <w:bookmarkStart w:id="125" w:name="_Toc389476422"/>
       <w:r>
-        <w:rPr>
-          <w:highlight w:val="cyan"/>
-        </w:rPr>
+        <w:rPr/>
         <w:t xml:space="preserve">[#Clause </w:t>
       </w:r>
       <w:r>
-        <w:rPr>
-          <w:highlight w:val="cyan"/>
-        </w:rPr>
+        <w:rPr/>
         <w:fldChar w:fldCharType="begin"/>
       </w:r>
       <w:r>
-        <w:rPr>
-          <w:highlight w:val="cyan"/>
-        </w:rPr>
+        <w:rPr/>
         <w:instrText xml:space="preserve"> REF _Ref83637411 \n \h </w:instrText>
       </w:r>
       <w:r>
-        <w:rPr>
-          <w:highlight w:val="cyan"/>
-        </w:rPr>
-      </w:r>
-      <w:r>
-        <w:rPr>
-          <w:highlight w:val="cyan"/>
-        </w:rPr>
+        <w:rPr/>
+      </w:r>
+      <w:r>
+        <w:rPr/>
         <w:fldChar w:fldCharType="separate"/>
       </w:r>
       <w:r>
-        <w:rPr>
-          <w:highlight w:val="cyan"/>
-        </w:rPr>
+        <w:rPr/>
         <w:t>14</w:t>
       </w:r>
       <w:r>
-        <w:rPr>
-          <w:highlight w:val="cyan"/>
-        </w:rPr>
+        <w:rPr/>
         <w:fldChar w:fldCharType="end"/>
       </w:r>
       <w:r>
-        <w:rPr>
-          <w:highlight w:val="cyan"/>
-        </w:rPr>
-        <w:t xml:space="preserve"> </w:t>
-      </w:r>
-      <w:r>
-        <w:rPr>
-          <w:highlight w:val="cyan"/>
-        </w:rPr>
+        <w:rPr/>
+        <w:t xml:space="preserve"> </w:t>
+      </w:r>
+      <w:r>
+        <w:rPr/>
         <w:t xml:space="preserve">is optional where Foreign Persons are to be excluded as beneficiaries] </w:t>
       </w:r>
       <w:r>
@@ -8178,9 +7526,7 @@
         <w:t xml:space="preserve"> </w:t>
       </w:r>
       <w:r>
-        <w:rPr>
-          <w:highlight w:val="cyan"/>
-        </w:rPr>
+        <w:rPr/>
         <w:t>[#end]</w:t>
       </w:r>
     </w:p>
@@ -8870,9 +8216,7 @@
         <w:pStyle w:val="Heading3"/>
       </w:pPr>
       <w:r>
-        <w:rPr>
-          <w:highlight w:val="cyan"/>
-        </w:rPr>
+        <w:rPr/>
         <w:t>[#optional where Foreign Persons are to be excluded as beneficiaries]</w:t>
       </w:r>
       <w:r>
@@ -8903,9 +8247,7 @@
         <w:t xml:space="preserve"> </w:t>
       </w:r>
       <w:r>
-        <w:rPr>
-          <w:highlight w:val="cyan"/>
-        </w:rPr>
+        <w:rPr/>
         <w:t>[#end]</w:t>
       </w:r>
     </w:p>
@@ -8914,9 +8256,7 @@
         <w:pStyle w:val="Heading3"/>
       </w:pPr>
       <w:r>
-        <w:rPr>
-          <w:highlight w:val="cyan"/>
-        </w:rPr>
+        <w:rPr/>
         <w:t>[#optional where Foreign Persons are to be excluded as beneficiaries]</w:t>
       </w:r>
       <w:r>
@@ -8944,9 +8284,7 @@
         <w:t xml:space="preserve"> </w:t>
       </w:r>
       <w:r>
-        <w:rPr>
-          <w:highlight w:val="cyan"/>
-        </w:rPr>
+        <w:rPr/>
         <w:t>[#end]</w:t>
       </w:r>
     </w:p>
@@ -11601,9 +10939,7 @@
       </w:r>
       <w:bookmarkStart w:id="154" w:name="_Hlk197260945"/>
       <w:r>
-        <w:rPr>
-          <w:highlight w:val="yellow"/>
-        </w:rPr>
+        <w:rPr/>
         <w:t>&lt;&lt; Matter.CustomField.Jurisdiction &gt;&gt;</w:t>
       </w:r>
       <w:bookmarkEnd w:id="154"/>
@@ -11742,9 +11078,7 @@
         <w:pStyle w:val="AEPTextL1"/>
       </w:pPr>
       <w:r>
-        <w:rPr>
-          <w:highlight w:val="cyan"/>
-        </w:rPr>
+        <w:rPr/>
         <w:t>#if single TT for surviving spouse plus TTs for children after both died</w:t>
       </w:r>
       <w:r>
@@ -11764,7 +11098,6 @@
           <w:rStyle w:val="AEPBold"/>
           <w:b w:val="0"/>
           <w:bCs/>
-          <w:highlight w:val="yellow"/>
         </w:rPr>
         <w:t>&lt;&lt; Matter.Relationships.Mr.Name &gt;&gt;</w:t>
       </w:r>
@@ -11786,9 +11119,7 @@
         <w:pStyle w:val="Heading4"/>
       </w:pPr>
       <w:r>
-        <w:rPr>
-          <w:highlight w:val="green"/>
-        </w:rPr>
+        <w:rPr/>
         <w:t>&lt;&lt; Matter.Relationships.Mrs.Name &gt;&gt;</w:t>
       </w:r>
       <w:r>
@@ -11803,9 +11134,7 @@
         <w:t xml:space="preserve">if </w:t>
       </w:r>
       <w:r>
-        <w:rPr>
-          <w:highlight w:val="green"/>
-        </w:rPr>
+        <w:rPr/>
         <w:t>&lt;&lt; Matter.Relationships.Mrs.Name &gt;&gt;</w:t>
       </w:r>
       <w:r>
@@ -11818,18 +11147,14 @@
         <w:t xml:space="preserve"> to act, then </w:t>
       </w:r>
       <w:r>
-        <w:rPr>
-          <w:highlight w:val="yellow"/>
-        </w:rPr>
+        <w:rPr/>
         <w:t>&lt;&lt; Matter.CustomField.NominatedBeneficiaryTt1 &gt;&gt;</w:t>
       </w:r>
       <w:r>
         <w:t xml:space="preserve"> and </w:t>
       </w:r>
       <w:r>
-        <w:rPr>
-          <w:highlight w:val="yellow"/>
-        </w:rPr>
+        <w:rPr/>
         <w:t>&lt;&lt; Matter.CustomField.NominatedBeneficiaryTt2 &gt;&gt;</w:t>
       </w:r>
       <w:r>
@@ -11844,9 +11169,7 @@
         <w:t xml:space="preserve">if </w:t>
       </w:r>
       <w:r>
-        <w:rPr>
-          <w:highlight w:val="yellow"/>
-        </w:rPr>
+        <w:rPr/>
         <w:t>&lt;&lt; Matter.CustomField.NominatedBeneficiaryTt1 &gt;&gt;</w:t>
       </w:r>
       <w:r>
@@ -11862,9 +11185,7 @@
         <w:t xml:space="preserve">to act, then </w:t>
       </w:r>
       <w:r>
-        <w:rPr>
-          <w:highlight w:val="yellow"/>
-        </w:rPr>
+        <w:rPr/>
         <w:t>&lt;&lt; Matter.CustomField.BackupAppointorTt1 &gt;&gt;</w:t>
       </w:r>
       <w:r>
@@ -11882,9 +11203,7 @@
         <w:t xml:space="preserve">if </w:t>
       </w:r>
       <w:r>
-        <w:rPr>
-          <w:highlight w:val="yellow"/>
-        </w:rPr>
+        <w:rPr/>
         <w:t>&lt;&lt; Matter.CustomField.NominatedBeneficiaryTt2 &gt;&gt;</w:t>
       </w:r>
       <w:r>
@@ -11897,9 +11216,7 @@
         <w:t xml:space="preserve">to act, then </w:t>
       </w:r>
       <w:r>
-        <w:rPr>
-          <w:highlight w:val="yellow"/>
-        </w:rPr>
+        <w:rPr/>
         <w:t>&lt;&lt; Matter.CustomField.BackupAppointorTt2 &gt;&gt;</w:t>
       </w:r>
       <w:r>
@@ -11923,7 +11240,6 @@
           <w:rStyle w:val="AEPBold"/>
           <w:b w:val="0"/>
           <w:bCs/>
-          <w:highlight w:val="yellow"/>
         </w:rPr>
         <w:t>&lt;&lt; Matter.Relationships.Mr.Name &gt;&gt;</w:t>
       </w:r>
@@ -11942,9 +11258,7 @@
         <w:pStyle w:val="Heading4"/>
       </w:pPr>
       <w:r>
-        <w:rPr>
-          <w:highlight w:val="yellow"/>
-        </w:rPr>
+        <w:rPr/>
         <w:t>&lt;&lt; Matter.CustomField.InitialAppointorTt1 &gt;&gt;</w:t>
       </w:r>
       <w:r>
@@ -11959,9 +11273,7 @@
         <w:t xml:space="preserve">if </w:t>
       </w:r>
       <w:r>
-        <w:rPr>
-          <w:highlight w:val="yellow"/>
-        </w:rPr>
+        <w:rPr/>
         <w:t>&lt;&lt; Matter.CustomField.InitialAppointorTt1 &gt;&gt;</w:t>
       </w:r>
       <w:r>
@@ -11977,9 +11289,7 @@
         <w:t xml:space="preserve">to act, then </w:t>
       </w:r>
       <w:r>
-        <w:rPr>
-          <w:highlight w:val="yellow"/>
-        </w:rPr>
+        <w:rPr/>
         <w:t>&lt;&lt; Matter.CustomField.BackupAppointorTt1 &gt;&gt;</w:t>
       </w:r>
       <w:r>
@@ -11994,9 +11304,7 @@
         <w:t xml:space="preserve">if </w:t>
       </w:r>
       <w:r>
-        <w:rPr>
-          <w:highlight w:val="yellow"/>
-        </w:rPr>
+        <w:rPr/>
         <w:t>&lt;&lt; Matter.CustomField.BackupAppointorTt1 &gt;&gt;</w:t>
       </w:r>
       <w:r>
@@ -12015,9 +11323,7 @@
         <w:t xml:space="preserve">then </w:t>
       </w:r>
       <w:r>
-        <w:rPr>
-          <w:highlight w:val="yellow"/>
-        </w:rPr>
+        <w:rPr/>
         <w:t>&lt;&lt; Matter.CustomField.FurtherBackupAppointorTt1 &gt;&gt;</w:t>
       </w:r>
       <w:r>
@@ -12044,7 +11350,6 @@
           <w:rStyle w:val="AEPBold"/>
           <w:b w:val="0"/>
           <w:bCs/>
-          <w:highlight w:val="yellow"/>
         </w:rPr>
         <w:t>&lt;&lt; Matter.Relationships.Mr.Name &gt;&gt;</w:t>
       </w:r>
@@ -12063,15 +11368,11 @@
         <w:pStyle w:val="Heading4"/>
       </w:pPr>
       <w:r>
-        <w:rPr>
-          <w:highlight w:val="yellow"/>
-        </w:rPr>
+        <w:rPr/>
         <w:t>&lt;&lt; Matter.CustomField.InitialAppointorTt</w:t>
       </w:r>
       <w:r>
-        <w:rPr>
-          <w:highlight w:val="yellow"/>
-        </w:rPr>
+        <w:rPr/>
         <w:t>2 &gt;&gt;</w:t>
       </w:r>
       <w:r>
@@ -12086,15 +11387,11 @@
         <w:t xml:space="preserve">if </w:t>
       </w:r>
       <w:r>
-        <w:rPr>
-          <w:highlight w:val="yellow"/>
-        </w:rPr>
+        <w:rPr/>
         <w:t>&lt;&lt; Matter.CustomField.InitialAppointorTt</w:t>
       </w:r>
       <w:r>
-        <w:rPr>
-          <w:highlight w:val="yellow"/>
-        </w:rPr>
+        <w:rPr/>
         <w:t>2 &gt;&gt;</w:t>
       </w:r>
       <w:r>
@@ -12110,21 +11407,15 @@
         <w:t xml:space="preserve">to act, then </w:t>
       </w:r>
       <w:r>
-        <w:rPr>
-          <w:highlight w:val="yellow"/>
-        </w:rPr>
+        <w:rPr/>
         <w:t>&lt;&lt; Matter.CustomField.BackupAppointorTt</w:t>
       </w:r>
       <w:r>
-        <w:rPr>
-          <w:highlight w:val="yellow"/>
-        </w:rPr>
+        <w:rPr/>
         <w:t>2</w:t>
       </w:r>
       <w:r>
-        <w:rPr>
-          <w:highlight w:val="yellow"/>
-        </w:rPr>
+        <w:rPr/>
         <w:t xml:space="preserve"> &gt;&gt;</w:t>
       </w:r>
       <w:r>
@@ -12139,21 +11430,15 @@
         <w:t xml:space="preserve">if </w:t>
       </w:r>
       <w:r>
-        <w:rPr>
-          <w:highlight w:val="yellow"/>
-        </w:rPr>
+        <w:rPr/>
         <w:t>&lt;&lt; Matter.CustomField.BackupAppointorTt</w:t>
       </w:r>
       <w:r>
-        <w:rPr>
-          <w:highlight w:val="yellow"/>
-        </w:rPr>
+        <w:rPr/>
         <w:t>2</w:t>
       </w:r>
       <w:r>
-        <w:rPr>
-          <w:highlight w:val="yellow"/>
-        </w:rPr>
+        <w:rPr/>
         <w:t xml:space="preserve"> &gt;&gt;</w:t>
       </w:r>
       <w:r>
@@ -12172,21 +11457,15 @@
         <w:t xml:space="preserve">then </w:t>
       </w:r>
       <w:r>
-        <w:rPr>
-          <w:highlight w:val="yellow"/>
-        </w:rPr>
+        <w:rPr/>
         <w:t>&lt;&lt; Matter.CustomField.FurtherBackupAppointorTt</w:t>
       </w:r>
       <w:r>
-        <w:rPr>
-          <w:highlight w:val="yellow"/>
-        </w:rPr>
+        <w:rPr/>
         <w:t>2</w:t>
       </w:r>
       <w:r>
-        <w:rPr>
-          <w:highlight w:val="yellow"/>
-        </w:rPr>
+        <w:rPr/>
         <w:t xml:space="preserve"> &gt;&gt;</w:t>
       </w:r>
       <w:r>
@@ -12207,30 +11486,22 @@
         <w:t xml:space="preserve"> </w:t>
       </w:r>
       <w:r>
-        <w:rPr>
-          <w:highlight w:val="cyan"/>
-        </w:rPr>
+        <w:rPr/>
         <w:t>[#end]</w:t>
       </w:r>
     </w:p>
     <w:p>
       <w:pPr>
         <w:pStyle w:val="DTDAgreementTerm11a"/>
-        <w:rPr>
-          <w:highlight w:val="cyan"/>
-        </w:rPr>
-      </w:pPr>
-      <w:r>
-        <w:rPr>
-          <w:highlight w:val="cyan"/>
-        </w:rPr>
+        <w:rPr/>
+      </w:pPr>
+      <w:r>
+        <w:rPr/>
         <w:lastRenderedPageBreak/>
         <w:t>#</w:t>
       </w:r>
       <w:r>
-        <w:rPr>
-          <w:highlight w:val="cyan"/>
-        </w:rPr>
+        <w:rPr/>
         <w:t>all other options</w:t>
       </w:r>
     </w:p>
@@ -12247,7 +11518,6 @@
           <w:rStyle w:val="AEPBold"/>
           <w:b w:val="0"/>
           <w:bCs/>
-          <w:highlight w:val="yellow"/>
         </w:rPr>
         <w:t>&lt;&lt; Matter.Relationships.Mr.Name &gt;&gt;</w:t>
       </w:r>
@@ -12266,9 +11536,7 @@
         <w:pStyle w:val="Heading4"/>
       </w:pPr>
       <w:r>
-        <w:rPr>
-          <w:highlight w:val="yellow"/>
-        </w:rPr>
+        <w:rPr/>
         <w:t>&lt;&lt; Matter.CustomField.InitialAppointorTt1 &gt;&gt;</w:t>
       </w:r>
       <w:r>
@@ -12284,9 +11552,7 @@
       </w:r>
       <w:bookmarkStart w:id="160" w:name="_Hlk197342408"/>
       <w:r>
-        <w:rPr>
-          <w:highlight w:val="yellow"/>
-        </w:rPr>
+        <w:rPr/>
         <w:t>&lt;&lt; Matter.CustomField.InitialAppointorTt1 &gt;&gt;</w:t>
       </w:r>
       <w:r>
@@ -12303,9 +11569,7 @@
         <w:t xml:space="preserve">to act, then </w:t>
       </w:r>
       <w:r>
-        <w:rPr>
-          <w:highlight w:val="yellow"/>
-        </w:rPr>
+        <w:rPr/>
         <w:t>&lt;&lt; Matter.CustomField.BackupAppointorTt1 &gt;&gt;</w:t>
       </w:r>
       <w:r>
@@ -12320,9 +11584,7 @@
         <w:t xml:space="preserve">if </w:t>
       </w:r>
       <w:r>
-        <w:rPr>
-          <w:highlight w:val="yellow"/>
-        </w:rPr>
+        <w:rPr/>
         <w:t>&lt;&lt; Matter.CustomField.BackupAppointorTt1 &gt;&gt;</w:t>
       </w:r>
       <w:r>
@@ -12341,9 +11603,7 @@
         <w:t xml:space="preserve">then </w:t>
       </w:r>
       <w:r>
-        <w:rPr>
-          <w:highlight w:val="yellow"/>
-        </w:rPr>
+        <w:rPr/>
         <w:t>&lt;&lt; Matter.CustomField.FurtherBackupAppointorTt1 &gt;&gt;</w:t>
       </w:r>
       <w:r>
@@ -12370,7 +11630,6 @@
           <w:rStyle w:val="AEPBold"/>
           <w:b w:val="0"/>
           <w:bCs/>
-          <w:highlight w:val="yellow"/>
         </w:rPr>
         <w:t>&lt;&lt; Matter.Relationships.Mr.Name &gt;&gt;</w:t>
       </w:r>
@@ -12389,21 +11648,15 @@
         <w:pStyle w:val="Heading4"/>
       </w:pPr>
       <w:r>
-        <w:rPr>
-          <w:highlight w:val="yellow"/>
-        </w:rPr>
+        <w:rPr/>
         <w:t>&lt;&lt; Matter.CustomField.InitialAppointorTt</w:t>
       </w:r>
       <w:r>
-        <w:rPr>
-          <w:highlight w:val="yellow"/>
-        </w:rPr>
+        <w:rPr/>
         <w:t>2</w:t>
       </w:r>
       <w:r>
-        <w:rPr>
-          <w:highlight w:val="yellow"/>
-        </w:rPr>
+        <w:rPr/>
         <w:t xml:space="preserve"> &gt;&gt;</w:t>
       </w:r>
       <w:r>
@@ -12419,21 +11672,15 @@
       </w:r>
       <w:bookmarkStart w:id="161" w:name="_Hlk197342501"/>
       <w:r>
-        <w:rPr>
-          <w:highlight w:val="yellow"/>
-        </w:rPr>
+        <w:rPr/>
         <w:t>&lt;&lt; Matter.CustomField.InitialAppointorTt</w:t>
       </w:r>
       <w:r>
-        <w:rPr>
-          <w:highlight w:val="yellow"/>
-        </w:rPr>
+        <w:rPr/>
         <w:t>2</w:t>
       </w:r>
       <w:r>
-        <w:rPr>
-          <w:highlight w:val="yellow"/>
-        </w:rPr>
+        <w:rPr/>
         <w:t xml:space="preserve"> &gt;&gt;</w:t>
       </w:r>
       <w:r>
@@ -12450,21 +11697,15 @@
         <w:t xml:space="preserve">to act, then </w:t>
       </w:r>
       <w:r>
-        <w:rPr>
-          <w:highlight w:val="yellow"/>
-        </w:rPr>
+        <w:rPr/>
         <w:t>&lt;&lt; Matter.CustomField.BackupAppointorTt</w:t>
       </w:r>
       <w:r>
-        <w:rPr>
-          <w:highlight w:val="yellow"/>
-        </w:rPr>
+        <w:rPr/>
         <w:t>2</w:t>
       </w:r>
       <w:r>
-        <w:rPr>
-          <w:highlight w:val="yellow"/>
-        </w:rPr>
+        <w:rPr/>
         <w:t xml:space="preserve"> &gt;&gt;</w:t>
       </w:r>
       <w:r>
@@ -12480,21 +11721,15 @@
       </w:r>
       <w:bookmarkStart w:id="162" w:name="_Hlk197342436"/>
       <w:r>
-        <w:rPr>
-          <w:highlight w:val="yellow"/>
-        </w:rPr>
+        <w:rPr/>
         <w:t>&lt;&lt; Matter.CustomField.BackupAppointorTt</w:t>
       </w:r>
       <w:r>
-        <w:rPr>
-          <w:highlight w:val="yellow"/>
-        </w:rPr>
+        <w:rPr/>
         <w:t>2</w:t>
       </w:r>
       <w:r>
-        <w:rPr>
-          <w:highlight w:val="yellow"/>
-        </w:rPr>
+        <w:rPr/>
         <w:t xml:space="preserve"> &gt;&gt;</w:t>
       </w:r>
       <w:r>
@@ -12518,21 +11753,15 @@
       </w:r>
       <w:bookmarkStart w:id="163" w:name="_Hlk197342457"/>
       <w:r>
-        <w:rPr>
-          <w:highlight w:val="yellow"/>
-        </w:rPr>
+        <w:rPr/>
         <w:t>&lt;&lt; Matter.CustomField.FurtherBackupAppointorTt</w:t>
       </w:r>
       <w:r>
-        <w:rPr>
-          <w:highlight w:val="yellow"/>
-        </w:rPr>
+        <w:rPr/>
         <w:t>2</w:t>
       </w:r>
       <w:r>
-        <w:rPr>
-          <w:highlight w:val="yellow"/>
-        </w:rPr>
+        <w:rPr/>
         <w:t xml:space="preserve"> &gt;&gt;</w:t>
       </w:r>
       <w:bookmarkEnd w:id="163"/>
@@ -12554,9 +11783,7 @@
         <w:t xml:space="preserve"> </w:t>
       </w:r>
       <w:r>
-        <w:rPr>
-          <w:highlight w:val="cyan"/>
-        </w:rPr>
+        <w:rPr/>
         <w:t>[#end]</w:t>
       </w:r>
     </w:p>
@@ -12733,9 +11960,7 @@
         <w:pStyle w:val="AEPTextL1"/>
       </w:pPr>
       <w:r>
-        <w:rPr>
-          <w:highlight w:val="cyan"/>
-        </w:rPr>
+        <w:rPr/>
         <w:t>[#optional where Foreign Persons are NOT excluded as beneficiaries]</w:t>
       </w:r>
       <w:r>
@@ -12804,9 +12029,7 @@
         <w:t xml:space="preserve"> </w:t>
       </w:r>
       <w:r>
-        <w:rPr>
-          <w:highlight w:val="cyan"/>
-        </w:rPr>
+        <w:rPr/>
         <w:t>[#end]</w:t>
       </w:r>
     </w:p>
@@ -12815,9 +12038,7 @@
         <w:pStyle w:val="AEPTextL1"/>
       </w:pPr>
       <w:r>
-        <w:rPr>
-          <w:highlight w:val="cyan"/>
-        </w:rPr>
+        <w:rPr/>
         <w:t>[#optional where Foreign Persons are to be excluded as beneficiaries]</w:t>
       </w:r>
       <w:r>
@@ -12903,9 +12124,7 @@
         <w:t xml:space="preserve"> </w:t>
       </w:r>
       <w:r>
-        <w:rPr>
-          <w:highlight w:val="cyan"/>
-        </w:rPr>
+        <w:rPr/>
         <w:t>[#end]</w:t>
       </w:r>
     </w:p>
@@ -13471,22 +12690,16 @@
         <w:pStyle w:val="AEPTextL1"/>
       </w:pPr>
       <w:r>
-        <w:rPr>
-          <w:highlight w:val="cyan"/>
-        </w:rPr>
+        <w:rPr/>
         <w:lastRenderedPageBreak/>
         <w:t>#if gift to TT</w:t>
       </w:r>
       <w:r>
-        <w:rPr>
-          <w:highlight w:val="cyan"/>
-        </w:rPr>
+        <w:rPr/>
         <w:t>s</w:t>
       </w:r>
       <w:r>
-        <w:rPr>
-          <w:highlight w:val="cyan"/>
-        </w:rPr>
+        <w:rPr/>
         <w:t xml:space="preserve"> in the first instance</w:t>
       </w:r>
       <w:r>
@@ -13502,18 +12715,14 @@
         <w:t xml:space="preserve">means one or more trusts established following the death of </w:t>
       </w:r>
       <w:r>
-        <w:rPr>
-          <w:highlight w:val="green"/>
-        </w:rPr>
+        <w:rPr/>
         <w:t>&lt;&lt; Matter.Relationships.Mrs.Name &gt;&gt;</w:t>
       </w:r>
       <w:r>
         <w:t xml:space="preserve"> under the terms of their will. </w:t>
       </w:r>
       <w:r>
-        <w:rPr>
-          <w:highlight w:val="cyan"/>
-        </w:rPr>
+        <w:rPr/>
         <w:t>#end</w:t>
       </w:r>
     </w:p>
@@ -14540,9 +13749,7 @@
         <w:pStyle w:val="AEPTextL1"/>
       </w:pPr>
       <w:r>
-        <w:rPr>
-          <w:highlight w:val="cyan"/>
-        </w:rPr>
+        <w:rPr/>
         <w:t>#if single TT for surviving spouse plus TTs for children after both died:</w:t>
       </w:r>
       <w:r>
@@ -14562,7 +13769,6 @@
           <w:rStyle w:val="AEPBold"/>
           <w:b w:val="0"/>
           <w:bCs/>
-          <w:highlight w:val="yellow"/>
         </w:rPr>
         <w:t>&lt;&lt; Matter.Relationships.Mr.Name &gt;&gt;</w:t>
       </w:r>
@@ -14582,9 +13788,7 @@
         <w:t xml:space="preserve"> </w:t>
       </w:r>
       <w:r>
-        <w:rPr>
-          <w:highlight w:val="green"/>
-        </w:rPr>
+        <w:rPr/>
         <w:t>&lt;&lt; Matter.Relationships.Mrs.Name &gt;&gt;</w:t>
       </w:r>
       <w:r>
@@ -14600,7 +13804,6 @@
           <w:rStyle w:val="AEPBold"/>
           <w:b w:val="0"/>
           <w:bCs/>
-          <w:highlight w:val="yellow"/>
         </w:rPr>
         <w:t>&lt;&lt; Matter.Relationships.Mr.Name &gt;&gt;</w:t>
       </w:r>
@@ -14620,9 +13823,7 @@
         <w:t xml:space="preserve"> </w:t>
       </w:r>
       <w:r>
-        <w:rPr>
-          <w:highlight w:val="yellow"/>
-        </w:rPr>
+        <w:rPr/>
         <w:t>&lt;&lt; Matter.CustomField.NominatedBeneficiaryTt1 &gt;&gt;</w:t>
       </w:r>
       <w:r>
@@ -14641,7 +13842,6 @@
           <w:rStyle w:val="AEPBold"/>
           <w:b w:val="0"/>
           <w:bCs/>
-          <w:highlight w:val="yellow"/>
         </w:rPr>
         <w:t>&lt;&lt; Matter.Relationships.Mr.Name &gt;&gt;</w:t>
       </w:r>
@@ -14655,21 +13855,15 @@
         <w:t xml:space="preserve">Testamentary Trust No. 3 - </w:t>
       </w:r>
       <w:r>
-        <w:rPr>
-          <w:highlight w:val="yellow"/>
-        </w:rPr>
+        <w:rPr/>
         <w:t>&lt;&lt; Matter.CustomField.NominatedBeneficiaryTt</w:t>
       </w:r>
       <w:r>
-        <w:rPr>
-          <w:highlight w:val="yellow"/>
-        </w:rPr>
+        <w:rPr/>
         <w:t>2</w:t>
       </w:r>
       <w:r>
-        <w:rPr>
-          <w:highlight w:val="yellow"/>
-        </w:rPr>
+        <w:rPr/>
         <w:t xml:space="preserve"> &gt;&gt;</w:t>
       </w:r>
       <w:r>
@@ -14679,9 +13873,7 @@
         <w:t xml:space="preserve"> </w:t>
       </w:r>
       <w:r>
-        <w:rPr>
-          <w:highlight w:val="cyan"/>
-        </w:rPr>
+        <w:rPr/>
         <w:t>[#end]</w:t>
       </w:r>
     </w:p>
@@ -14695,9 +13887,7 @@
         <w:ind w:firstLine="680"/>
       </w:pPr>
       <w:r>
-        <w:rPr>
-          <w:highlight w:val="cyan"/>
-        </w:rPr>
+        <w:rPr/>
         <w:t>#all other options:</w:t>
       </w:r>
     </w:p>
@@ -14714,7 +13904,6 @@
           <w:rStyle w:val="AEPBold"/>
           <w:b w:val="0"/>
           <w:bCs/>
-          <w:highlight w:val="yellow"/>
         </w:rPr>
         <w:t>&lt;&lt; Matter.Relationships.Mr.Name &gt;&gt;</w:t>
       </w:r>
@@ -14729,9 +13918,7 @@
       </w:r>
       <w:bookmarkStart w:id="170" w:name="_Hlk197342666"/>
       <w:r>
-        <w:rPr>
-          <w:highlight w:val="yellow"/>
-        </w:rPr>
+        <w:rPr/>
         <w:t>&lt;&lt; Matter.CustomField.NominatedBeneficiaryTt1 &gt;&gt;</w:t>
       </w:r>
       <w:bookmarkEnd w:id="170"/>
@@ -14748,7 +13935,6 @@
           <w:rStyle w:val="AEPBold"/>
           <w:b w:val="0"/>
           <w:bCs/>
-          <w:highlight w:val="yellow"/>
         </w:rPr>
         <w:t>&lt;&lt; Matter.Relationships.Mr.Name &gt;&gt;</w:t>
       </w:r>
@@ -14762,21 +13948,15 @@
         <w:t xml:space="preserve">Testamentary Trust No. 2 - </w:t>
       </w:r>
       <w:r>
-        <w:rPr>
-          <w:highlight w:val="yellow"/>
-        </w:rPr>
+        <w:rPr/>
         <w:t>&lt;&lt; Matter.CustomField.NominatedBeneficiaryTt</w:t>
       </w:r>
       <w:r>
-        <w:rPr>
-          <w:highlight w:val="yellow"/>
-        </w:rPr>
+        <w:rPr/>
         <w:t>2</w:t>
       </w:r>
       <w:r>
-        <w:rPr>
-          <w:highlight w:val="yellow"/>
-        </w:rPr>
+        <w:rPr/>
         <w:t xml:space="preserve"> &gt;&gt;</w:t>
       </w:r>
       <w:r>
@@ -14786,9 +13966,7 @@
         <w:t xml:space="preserve"> </w:t>
       </w:r>
       <w:r>
-        <w:rPr>
-          <w:highlight w:val="cyan"/>
-        </w:rPr>
+        <w:rPr/>
         <w:t>[#end]</w:t>
       </w:r>
     </w:p>
@@ -14967,9 +14145,7 @@
         <w:ind w:firstLine="680"/>
       </w:pPr>
       <w:r>
-        <w:rPr>
-          <w:highlight w:val="cyan"/>
-        </w:rPr>
+        <w:rPr/>
         <w:t>#if single TT for surviving spouse plus TTs for children after both died</w:t>
       </w:r>
       <w:r>
@@ -15025,7 +14201,6 @@
           <w:rStyle w:val="AEPBold"/>
           <w:b w:val="0"/>
           <w:bCs/>
-          <w:highlight w:val="yellow"/>
         </w:rPr>
         <w:t>&lt;&lt; Matter.Relationships.Mr.Name &gt;&gt;</w:t>
       </w:r>
@@ -15079,7 +14254,6 @@
           <w:rStyle w:val="AEPBold"/>
           <w:b w:val="0"/>
           <w:bCs/>
-          <w:highlight w:val="yellow"/>
         </w:rPr>
         <w:t>&lt;&lt; Matter.Relationships.Mr.Name &gt;&gt;</w:t>
       </w:r>
@@ -15129,7 +14303,6 @@
           <w:rStyle w:val="AEPBold"/>
           <w:b w:val="0"/>
           <w:bCs/>
-          <w:highlight w:val="yellow"/>
         </w:rPr>
         <w:t>&lt;&lt; Matter.Relationships.Mr.Name &gt;&gt;</w:t>
       </w:r>
@@ -15170,9 +14343,7 @@
         <w:t xml:space="preserve"> </w:t>
       </w:r>
       <w:r>
-        <w:rPr>
-          <w:highlight w:val="cyan"/>
-        </w:rPr>
+        <w:rPr/>
         <w:t>[#end]</w:t>
       </w:r>
     </w:p>
@@ -15181,69 +14352,47 @@
         <w:pStyle w:val="AEPTextL1"/>
       </w:pPr>
       <w:r>
-        <w:rPr>
-          <w:highlight w:val="cyan"/>
-        </w:rPr>
+        <w:rPr/>
         <w:t>#</w:t>
       </w:r>
       <w:r>
-        <w:rPr>
-          <w:highlight w:val="cyan"/>
-        </w:rPr>
+        <w:rPr/>
         <w:t xml:space="preserve">If </w:t>
       </w:r>
       <w:r>
-        <w:rPr>
-          <w:highlight w:val="cyan"/>
-        </w:rPr>
+        <w:rPr/>
         <w:t>outright gift to spouse in first instance</w:t>
       </w:r>
       <w:r>
-        <w:rPr>
-          <w:highlight w:val="cyan"/>
-        </w:rPr>
-        <w:t xml:space="preserve"> </w:t>
-      </w:r>
-      <w:r>
-        <w:rPr>
-          <w:highlight w:val="cyan"/>
-        </w:rPr>
+        <w:rPr/>
+        <w:t xml:space="preserve"> </w:t>
+      </w:r>
+      <w:r>
+        <w:rPr/>
         <w:t xml:space="preserve">(i.e. </w:t>
       </w:r>
       <w:r>
-        <w:rPr>
-          <w:highlight w:val="cyan"/>
-        </w:rPr>
+        <w:rPr/>
         <w:t>TT</w:t>
       </w:r>
       <w:r>
-        <w:rPr>
-          <w:highlight w:val="cyan"/>
-        </w:rPr>
+        <w:rPr/>
         <w:t>s</w:t>
       </w:r>
       <w:r>
-        <w:rPr>
-          <w:highlight w:val="cyan"/>
-        </w:rPr>
+        <w:rPr/>
         <w:t xml:space="preserve"> start after both spouses have </w:t>
       </w:r>
       <w:r>
-        <w:rPr>
-          <w:highlight w:val="cyan"/>
-        </w:rPr>
+        <w:rPr/>
         <w:t>died</w:t>
       </w:r>
       <w:r>
-        <w:rPr>
-          <w:highlight w:val="cyan"/>
-        </w:rPr>
+        <w:rPr/>
         <w:t>)</w:t>
       </w:r>
       <w:r>
-        <w:rPr>
-          <w:highlight w:val="cyan"/>
-        </w:rPr>
+        <w:rPr/>
         <w:t>:</w:t>
       </w:r>
       <w:r>
@@ -15295,9 +14444,7 @@
         <w:t xml:space="preserve"> </w:t>
       </w:r>
       <w:r>
-        <w:rPr>
-          <w:highlight w:val="cyan"/>
-        </w:rPr>
+        <w:rPr/>
         <w:t>[#end]</w:t>
       </w:r>
     </w:p>
@@ -15307,39 +14454,27 @@
         <w:ind w:left="680"/>
       </w:pPr>
       <w:r>
-        <w:rPr>
-          <w:highlight w:val="cyan"/>
-        </w:rPr>
+        <w:rPr/>
         <w:t>#If</w:t>
       </w:r>
       <w:r>
-        <w:rPr>
-          <w:highlight w:val="cyan"/>
-        </w:rPr>
+        <w:rPr/>
         <w:t xml:space="preserve"> TT</w:t>
       </w:r>
       <w:r>
-        <w:rPr>
-          <w:highlight w:val="cyan"/>
-        </w:rPr>
+        <w:rPr/>
         <w:t>s</w:t>
       </w:r>
       <w:r>
-        <w:rPr>
-          <w:highlight w:val="cyan"/>
-        </w:rPr>
-        <w:t xml:space="preserve"> </w:t>
-      </w:r>
-      <w:r>
-        <w:rPr>
-          <w:highlight w:val="cyan"/>
-        </w:rPr>
+        <w:rPr/>
+        <w:t xml:space="preserve"> </w:t>
+      </w:r>
+      <w:r>
+        <w:rPr/>
         <w:t>are</w:t>
       </w:r>
       <w:r>
-        <w:rPr>
-          <w:highlight w:val="cyan"/>
-        </w:rPr>
+        <w:rPr/>
         <w:t xml:space="preserve"> established on death of first spouse and surviving spouse is intended to benefit:</w:t>
       </w:r>
       <w:r>
@@ -15370,16 +14505,12 @@
       </w:pPr>
       <w:bookmarkStart w:id="171" w:name="_Hlk197342718"/>
       <w:r>
-        <w:rPr>
-          <w:highlight w:val="green"/>
-        </w:rPr>
+        <w:rPr/>
         <w:t xml:space="preserve">&lt;&lt; Matter.Relationships.Mrs.Name </w:t>
       </w:r>
       <w:bookmarkEnd w:id="171"/>
       <w:r>
-        <w:rPr>
-          <w:highlight w:val="green"/>
-        </w:rPr>
+        <w:rPr/>
         <w:t>&gt;&gt;</w:t>
       </w:r>
       <w:r>
@@ -15433,9 +14564,7 @@
         <w:t xml:space="preserve"> </w:t>
       </w:r>
       <w:r>
-        <w:rPr>
-          <w:highlight w:val="cyan"/>
-        </w:rPr>
+        <w:rPr/>
         <w:t>[#end]</w:t>
       </w:r>
     </w:p>
@@ -15937,7 +15066,6 @@
           <w:rStyle w:val="AEPBold"/>
           <w:b w:val="0"/>
           <w:bCs/>
-          <w:highlight w:val="yellow"/>
         </w:rPr>
         <w:t>&lt;&lt; Matter.Relationships.Mr.Name &gt;&gt;</w:t>
       </w:r>
@@ -15955,9 +15083,7 @@
         <w:pStyle w:val="AEPTextL1"/>
       </w:pPr>
       <w:r>
-        <w:rPr>
-          <w:highlight w:val="cyan"/>
-        </w:rPr>
+        <w:rPr/>
         <w:t>#if single TT for surviving spouse plus TTs for children after both died</w:t>
       </w:r>
       <w:r>
@@ -15991,7 +15117,6 @@
           <w:rStyle w:val="AEPBold"/>
           <w:b w:val="0"/>
           <w:bCs/>
-          <w:highlight w:val="yellow"/>
         </w:rPr>
         <w:t>&lt;&lt; Matter.Relationships.Mr.Name &gt;&gt;</w:t>
       </w:r>
@@ -16014,7 +15139,6 @@
           <w:rStyle w:val="AEPBold"/>
           <w:b w:val="0"/>
           <w:bCs/>
-          <w:highlight w:val="yellow"/>
         </w:rPr>
         <w:t>&lt;&lt; Matter.Relationships.Mr.Name &gt;&gt;</w:t>
       </w:r>
@@ -16037,7 +15161,6 @@
           <w:rStyle w:val="AEPBold"/>
           <w:b w:val="0"/>
           <w:bCs/>
-          <w:highlight w:val="yellow"/>
         </w:rPr>
         <w:t>&lt;&lt; Matter.Relationships.Mr.Name &gt;&gt;</w:t>
       </w:r>
@@ -16060,7 +15183,6 @@
           <w:rStyle w:val="AEPBold"/>
           <w:b w:val="0"/>
           <w:bCs/>
-          <w:highlight w:val="yellow"/>
         </w:rPr>
         <w:t>&lt;&lt; Matter.Relationships.Mr.Name &gt;&gt;</w:t>
       </w:r>
@@ -16077,9 +15199,7 @@
         <w:t xml:space="preserve"> </w:t>
       </w:r>
       <w:r>
-        <w:rPr>
-          <w:highlight w:val="cyan"/>
-        </w:rPr>
+        <w:rPr/>
         <w:t>[#end]</w:t>
       </w:r>
     </w:p>
@@ -16088,9 +15208,7 @@
         <w:pStyle w:val="AEPTextL1"/>
       </w:pPr>
       <w:r>
-        <w:rPr>
-          <w:highlight w:val="cyan"/>
-        </w:rPr>
+        <w:rPr/>
         <w:t>#all other options</w:t>
       </w:r>
     </w:p>
@@ -16121,7 +15239,6 @@
           <w:rStyle w:val="AEPBold"/>
           <w:b w:val="0"/>
           <w:bCs/>
-          <w:highlight w:val="yellow"/>
         </w:rPr>
         <w:t>&lt;&lt; Matter.Relationships.Mr.Name &gt;&gt;</w:t>
       </w:r>
@@ -16144,7 +15261,6 @@
           <w:rStyle w:val="AEPBold"/>
           <w:b w:val="0"/>
           <w:bCs/>
-          <w:highlight w:val="yellow"/>
         </w:rPr>
         <w:t>&lt;&lt; Matter.Relationships.Mr.Name &gt;&gt;</w:t>
       </w:r>
@@ -16167,7 +15283,6 @@
           <w:rStyle w:val="AEPBold"/>
           <w:b w:val="0"/>
           <w:bCs/>
-          <w:highlight w:val="yellow"/>
         </w:rPr>
         <w:t>&lt;&lt; Matter.Relationships.Mr.Name &gt;&gt;</w:t>
       </w:r>
@@ -16184,9 +15299,7 @@
         <w:t xml:space="preserve"> </w:t>
       </w:r>
       <w:r>
-        <w:rPr>
-          <w:highlight w:val="cyan"/>
-        </w:rPr>
+        <w:rPr/>
         <w:t>[#end]</w:t>
       </w:r>
     </w:p>
@@ -16301,9 +15414,7 @@
         <w:pStyle w:val="AEPTextL1"/>
       </w:pPr>
       <w:r>
-        <w:rPr>
-          <w:highlight w:val="cyan"/>
-        </w:rPr>
+        <w:rPr/>
         <w:t>#if single TT for surviving spouse plus TTs for children after both died</w:t>
       </w:r>
       <w:r>
@@ -16323,7 +15434,6 @@
           <w:rStyle w:val="AEPBold"/>
           <w:b w:val="0"/>
           <w:bCs/>
-          <w:highlight w:val="yellow"/>
         </w:rPr>
         <w:t>&lt;&lt; Matter.Relationships.Mr.Name &gt;&gt;</w:t>
       </w:r>
@@ -16349,9 +15459,7 @@
         <w:ind w:left="1588" w:hanging="454"/>
       </w:pPr>
       <w:r>
-        <w:rPr>
-          <w:highlight w:val="green"/>
-        </w:rPr>
+        <w:rPr/>
         <w:t>&lt;&lt; Matter.Relationships.Mrs.Name &gt;&gt;</w:t>
       </w:r>
       <w:r>
@@ -16368,9 +15476,7 @@
         <w:t xml:space="preserve">if </w:t>
       </w:r>
       <w:r>
-        <w:rPr>
-          <w:highlight w:val="green"/>
-        </w:rPr>
+        <w:rPr/>
         <w:t>&lt;&lt; Matter.Relationships.Mrs.Name &gt;&gt;</w:t>
       </w:r>
       <w:r>
@@ -16386,9 +15492,7 @@
         <w:t xml:space="preserve">to act, then </w:t>
       </w:r>
       <w:r>
-        <w:rPr>
-          <w:highlight w:val="yellow"/>
-        </w:rPr>
+        <w:rPr/>
         <w:t>&lt;&lt; Matter.CustomField.NominatedBeneficiaryTt1 &gt;&gt;</w:t>
       </w:r>
       <w:r>
@@ -16398,21 +15502,15 @@
         <w:t xml:space="preserve">and </w:t>
       </w:r>
       <w:r>
-        <w:rPr>
-          <w:highlight w:val="yellow"/>
-        </w:rPr>
+        <w:rPr/>
         <w:t>&lt;&lt; Matter.CustomField.NominatedBeneficiaryTt</w:t>
       </w:r>
       <w:r>
-        <w:rPr>
-          <w:highlight w:val="yellow"/>
-        </w:rPr>
+        <w:rPr/>
         <w:t>2</w:t>
       </w:r>
       <w:r>
-        <w:rPr>
-          <w:highlight w:val="yellow"/>
-        </w:rPr>
+        <w:rPr/>
         <w:t xml:space="preserve"> &gt;&gt;</w:t>
       </w:r>
       <w:r>
@@ -16431,18 +15529,14 @@
         <w:t xml:space="preserve">if </w:t>
       </w:r>
       <w:r>
-        <w:rPr>
-          <w:highlight w:val="yellow"/>
-        </w:rPr>
+        <w:rPr/>
         <w:t>&lt;&lt; Matter.CustomField.NominatedBeneficiaryTt1 &gt;&gt;</w:t>
       </w:r>
       <w:r>
         <w:t xml:space="preserve"> unable or unwilling to act, then </w:t>
       </w:r>
       <w:r>
-        <w:rPr>
-          <w:highlight w:val="yellow"/>
-        </w:rPr>
+        <w:rPr/>
         <w:t>&lt;&lt; Matter.CustomField.BackupTrusteeTt1 &gt;&gt;</w:t>
       </w:r>
       <w:r>
@@ -16461,21 +15555,15 @@
         <w:t xml:space="preserve">if </w:t>
       </w:r>
       <w:r>
-        <w:rPr>
-          <w:highlight w:val="yellow"/>
-        </w:rPr>
+        <w:rPr/>
         <w:t>&lt;&lt; Matter.CustomField.NominatedBeneficiaryTt</w:t>
       </w:r>
       <w:r>
-        <w:rPr>
-          <w:highlight w:val="yellow"/>
-        </w:rPr>
+        <w:rPr/>
         <w:t>2</w:t>
       </w:r>
       <w:r>
-        <w:rPr>
-          <w:highlight w:val="yellow"/>
-        </w:rPr>
+        <w:rPr/>
         <w:t xml:space="preserve"> &gt;&gt;</w:t>
       </w:r>
       <w:r>
@@ -16485,21 +15573,15 @@
         <w:t xml:space="preserve">is unable or unwilling to act, then </w:t>
       </w:r>
       <w:r>
-        <w:rPr>
-          <w:highlight w:val="yellow"/>
-        </w:rPr>
+        <w:rPr/>
         <w:t>&lt;&lt; Matter.CustomField.BackupTrusteeTt</w:t>
       </w:r>
       <w:r>
-        <w:rPr>
-          <w:highlight w:val="yellow"/>
-        </w:rPr>
+        <w:rPr/>
         <w:t>2</w:t>
       </w:r>
       <w:r>
-        <w:rPr>
-          <w:highlight w:val="yellow"/>
-        </w:rPr>
+        <w:rPr/>
         <w:t xml:space="preserve"> &gt;&gt;</w:t>
       </w:r>
       <w:r>
@@ -16533,7 +15615,6 @@
           <w:rStyle w:val="AEPBold"/>
           <w:b w:val="0"/>
           <w:bCs/>
-          <w:highlight w:val="yellow"/>
         </w:rPr>
         <w:t>&lt;&lt; Matter.Relationships.Mr.Name &gt;&gt;</w:t>
       </w:r>
@@ -16552,9 +15633,7 @@
         <w:pStyle w:val="Heading4"/>
       </w:pPr>
       <w:r>
-        <w:rPr>
-          <w:highlight w:val="yellow"/>
-        </w:rPr>
+        <w:rPr/>
         <w:t>&lt;&lt; Matter.CustomField.InitialTrusteeTt1 &gt;&gt;</w:t>
       </w:r>
       <w:r>
@@ -16569,9 +15648,7 @@
         <w:t xml:space="preserve">if </w:t>
       </w:r>
       <w:r>
-        <w:rPr>
-          <w:highlight w:val="yellow"/>
-        </w:rPr>
+        <w:rPr/>
         <w:t>&lt;&lt; Matter.CustomField.InitialTrusteeTt1 &gt;&gt;</w:t>
       </w:r>
       <w:r>
@@ -16590,9 +15667,7 @@
         <w:t xml:space="preserve"> to act, then </w:t>
       </w:r>
       <w:r>
-        <w:rPr>
-          <w:highlight w:val="yellow"/>
-        </w:rPr>
+        <w:rPr/>
         <w:t>&lt;&lt; Matter.CustomField.BackupTrusteeTt1 &gt;&gt;</w:t>
       </w:r>
       <w:r>
@@ -16607,9 +15682,7 @@
         <w:t xml:space="preserve">if </w:t>
       </w:r>
       <w:r>
-        <w:rPr>
-          <w:highlight w:val="yellow"/>
-        </w:rPr>
+        <w:rPr/>
         <w:t>&lt;&lt; Matter.CustomField.BackupTrusteeTt1 &gt;&gt;</w:t>
       </w:r>
       <w:r>
@@ -16634,21 +15707,15 @@
         <w:t xml:space="preserve"> </w:t>
       </w:r>
       <w:r>
-        <w:rPr>
-          <w:highlight w:val="yellow"/>
-        </w:rPr>
+        <w:rPr/>
         <w:t>&lt;&lt; Matter.CustomField.</w:t>
       </w:r>
       <w:r>
-        <w:rPr>
-          <w:highlight w:val="yellow"/>
-        </w:rPr>
+        <w:rPr/>
         <w:t>Further</w:t>
       </w:r>
       <w:r>
-        <w:rPr>
-          <w:highlight w:val="yellow"/>
-        </w:rPr>
+        <w:rPr/>
         <w:t>BackupTrusteeTt1 &gt;&gt;</w:t>
       </w:r>
       <w:r>
@@ -16675,7 +15742,6 @@
           <w:rStyle w:val="AEPBold"/>
           <w:b w:val="0"/>
           <w:bCs/>
-          <w:highlight w:val="yellow"/>
         </w:rPr>
         <w:t>&lt;&lt; Matter.Relationships.Mr.Name &gt;&gt;</w:t>
       </w:r>
@@ -16694,21 +15760,15 @@
         <w:pStyle w:val="Heading4"/>
       </w:pPr>
       <w:r>
-        <w:rPr>
-          <w:highlight w:val="yellow"/>
-        </w:rPr>
+        <w:rPr/>
         <w:t>&lt;&lt; Matter.CustomField.InitialTrusteeTt</w:t>
       </w:r>
       <w:r>
-        <w:rPr>
-          <w:highlight w:val="yellow"/>
-        </w:rPr>
+        <w:rPr/>
         <w:t>2</w:t>
       </w:r>
       <w:r>
-        <w:rPr>
-          <w:highlight w:val="yellow"/>
-        </w:rPr>
+        <w:rPr/>
         <w:t xml:space="preserve"> &gt;&gt;</w:t>
       </w:r>
       <w:r>
@@ -16723,21 +15783,15 @@
         <w:t xml:space="preserve">if </w:t>
       </w:r>
       <w:r>
-        <w:rPr>
-          <w:highlight w:val="yellow"/>
-        </w:rPr>
+        <w:rPr/>
         <w:t>&lt;&lt; Matter.CustomField.InitialTrusteeTt</w:t>
       </w:r>
       <w:r>
-        <w:rPr>
-          <w:highlight w:val="yellow"/>
-        </w:rPr>
+        <w:rPr/>
         <w:t>2</w:t>
       </w:r>
       <w:r>
-        <w:rPr>
-          <w:highlight w:val="yellow"/>
-        </w:rPr>
+        <w:rPr/>
         <w:t xml:space="preserve"> &gt;&gt;</w:t>
       </w:r>
       <w:r>
@@ -16756,21 +15810,15 @@
         <w:t xml:space="preserve">to act, then </w:t>
       </w:r>
       <w:r>
-        <w:rPr>
-          <w:highlight w:val="yellow"/>
-        </w:rPr>
+        <w:rPr/>
         <w:t>&lt;&lt; Matter.CustomField.BackupTrusteeTt</w:t>
       </w:r>
       <w:r>
-        <w:rPr>
-          <w:highlight w:val="yellow"/>
-        </w:rPr>
+        <w:rPr/>
         <w:t>2</w:t>
       </w:r>
       <w:r>
-        <w:rPr>
-          <w:highlight w:val="yellow"/>
-        </w:rPr>
+        <w:rPr/>
         <w:t xml:space="preserve"> &gt;&gt;</w:t>
       </w:r>
       <w:r>
@@ -16785,21 +15833,15 @@
         <w:t xml:space="preserve">if </w:t>
       </w:r>
       <w:r>
-        <w:rPr>
-          <w:highlight w:val="yellow"/>
-        </w:rPr>
+        <w:rPr/>
         <w:t>&lt;&lt; Matter.CustomField.BackupTrusteeTt</w:t>
       </w:r>
       <w:r>
-        <w:rPr>
-          <w:highlight w:val="yellow"/>
-        </w:rPr>
+        <w:rPr/>
         <w:t>2</w:t>
       </w:r>
       <w:r>
-        <w:rPr>
-          <w:highlight w:val="yellow"/>
-        </w:rPr>
+        <w:rPr/>
         <w:t xml:space="preserve"> &gt;&gt;</w:t>
       </w:r>
       <w:r>
@@ -16821,33 +15863,23 @@
         <w:t xml:space="preserve">then </w:t>
       </w:r>
       <w:r>
-        <w:rPr>
-          <w:highlight w:val="yellow"/>
-        </w:rPr>
+        <w:rPr/>
         <w:t>&lt;&lt; Matter.CustomField.</w:t>
       </w:r>
       <w:r>
-        <w:rPr>
-          <w:highlight w:val="yellow"/>
-        </w:rPr>
+        <w:rPr/>
         <w:t>Further</w:t>
       </w:r>
       <w:r>
-        <w:rPr>
-          <w:highlight w:val="yellow"/>
-        </w:rPr>
+        <w:rPr/>
         <w:t>BackupTrusteeTt</w:t>
       </w:r>
       <w:r>
-        <w:rPr>
-          <w:highlight w:val="yellow"/>
-        </w:rPr>
+        <w:rPr/>
         <w:t>2</w:t>
       </w:r>
       <w:r>
-        <w:rPr>
-          <w:highlight w:val="yellow"/>
-        </w:rPr>
+        <w:rPr/>
         <w:t xml:space="preserve"> &gt;&gt;</w:t>
       </w:r>
       <w:r>
@@ -16868,29 +15900,21 @@
         <w:t xml:space="preserve"> </w:t>
       </w:r>
       <w:r>
-        <w:rPr>
-          <w:highlight w:val="cyan"/>
-        </w:rPr>
+        <w:rPr/>
         <w:t>[#end]</w:t>
       </w:r>
     </w:p>
     <w:p>
       <w:pPr>
         <w:pStyle w:val="DTDAgreementTerm11a"/>
-        <w:rPr>
-          <w:highlight w:val="cyan"/>
-        </w:rPr>
-      </w:pPr>
-      <w:r>
-        <w:rPr>
-          <w:highlight w:val="cyan"/>
-        </w:rPr>
+        <w:rPr/>
+      </w:pPr>
+      <w:r>
+        <w:rPr/>
         <w:t>#</w:t>
       </w:r>
       <w:r>
-        <w:rPr>
-          <w:highlight w:val="cyan"/>
-        </w:rPr>
+        <w:rPr/>
         <w:t>all other options</w:t>
       </w:r>
     </w:p>
@@ -16907,7 +15931,6 @@
           <w:rStyle w:val="AEPBold"/>
           <w:b w:val="0"/>
           <w:bCs/>
-          <w:highlight w:val="yellow"/>
         </w:rPr>
         <w:t>&lt;&lt; Matter.Relationships.Mr.Name &gt;&gt;</w:t>
       </w:r>
@@ -16926,9 +15949,7 @@
         <w:pStyle w:val="Heading4"/>
       </w:pPr>
       <w:r>
-        <w:rPr>
-          <w:highlight w:val="yellow"/>
-        </w:rPr>
+        <w:rPr/>
         <w:t>&lt;&lt; Matter.CustomField.InitialTrusteeTt1 &gt;&gt;</w:t>
       </w:r>
       <w:r>
@@ -16944,9 +15965,7 @@
       </w:r>
       <w:bookmarkStart w:id="173" w:name="_Hlk197342766"/>
       <w:r>
-        <w:rPr>
-          <w:highlight w:val="yellow"/>
-        </w:rPr>
+        <w:rPr/>
         <w:t>&lt;&lt; Matter.CustomField.InitialTrusteeTt1 &gt;&gt;</w:t>
       </w:r>
       <w:r>
@@ -16966,9 +15985,7 @@
         <w:t xml:space="preserve"> to act, then </w:t>
       </w:r>
       <w:r>
-        <w:rPr>
-          <w:highlight w:val="yellow"/>
-        </w:rPr>
+        <w:rPr/>
         <w:t>&lt;&lt; Matter.CustomField.BackupTrusteeTt1 &gt;&gt;</w:t>
       </w:r>
       <w:r>
@@ -16984,9 +16001,7 @@
       </w:r>
       <w:bookmarkStart w:id="174" w:name="_Hlk197342787"/>
       <w:r>
-        <w:rPr>
-          <w:highlight w:val="yellow"/>
-        </w:rPr>
+        <w:rPr/>
         <w:t>&lt;&lt; Matter.CustomField.BackupTrusteeTt1 &gt;&gt;</w:t>
       </w:r>
       <w:r>
@@ -17013,21 +16028,15 @@
       </w:r>
       <w:bookmarkStart w:id="175" w:name="_Hlk197342808"/>
       <w:r>
-        <w:rPr>
-          <w:highlight w:val="yellow"/>
-        </w:rPr>
+        <w:rPr/>
         <w:t>&lt;&lt; Matter.CustomField.</w:t>
       </w:r>
       <w:r>
-        <w:rPr>
-          <w:highlight w:val="yellow"/>
-        </w:rPr>
+        <w:rPr/>
         <w:t>Further</w:t>
       </w:r>
       <w:r>
-        <w:rPr>
-          <w:highlight w:val="yellow"/>
-        </w:rPr>
+        <w:rPr/>
         <w:t>BackupTrusteeTt1 &gt;&gt;</w:t>
       </w:r>
       <w:bookmarkEnd w:id="175"/>
@@ -17055,7 +16064,6 @@
           <w:rStyle w:val="AEPBold"/>
           <w:b w:val="0"/>
           <w:bCs/>
-          <w:highlight w:val="yellow"/>
         </w:rPr>
         <w:t>&lt;&lt; Matter.Relationships.Mr.Name &gt;&gt;</w:t>
       </w:r>
@@ -17074,21 +16082,15 @@
         <w:pStyle w:val="Heading4"/>
       </w:pPr>
       <w:r>
-        <w:rPr>
-          <w:highlight w:val="yellow"/>
-        </w:rPr>
+        <w:rPr/>
         <w:t>&lt;&lt; Matter.CustomField.InitialTrusteeTt</w:t>
       </w:r>
       <w:r>
-        <w:rPr>
-          <w:highlight w:val="yellow"/>
-        </w:rPr>
+        <w:rPr/>
         <w:t>2</w:t>
       </w:r>
       <w:r>
-        <w:rPr>
-          <w:highlight w:val="yellow"/>
-        </w:rPr>
+        <w:rPr/>
         <w:t xml:space="preserve"> &gt;&gt;</w:t>
       </w:r>
       <w:r>
@@ -17104,21 +16106,15 @@
       </w:r>
       <w:bookmarkStart w:id="176" w:name="_Hlk197342830"/>
       <w:r>
-        <w:rPr>
-          <w:highlight w:val="yellow"/>
-        </w:rPr>
+        <w:rPr/>
         <w:t>&lt;&lt; Matter.CustomField.InitialTrusteeTt</w:t>
       </w:r>
       <w:r>
-        <w:rPr>
-          <w:highlight w:val="yellow"/>
-        </w:rPr>
+        <w:rPr/>
         <w:t>2</w:t>
       </w:r>
       <w:r>
-        <w:rPr>
-          <w:highlight w:val="yellow"/>
-        </w:rPr>
+        <w:rPr/>
         <w:t xml:space="preserve"> &gt;&gt;</w:t>
       </w:r>
       <w:r>
@@ -17138,21 +16134,15 @@
         <w:t xml:space="preserve">to act, then </w:t>
       </w:r>
       <w:r>
-        <w:rPr>
-          <w:highlight w:val="yellow"/>
-        </w:rPr>
+        <w:rPr/>
         <w:t>&lt;&lt; Matter.CustomField.BackupTrusteeTt</w:t>
       </w:r>
       <w:r>
-        <w:rPr>
-          <w:highlight w:val="yellow"/>
-        </w:rPr>
+        <w:rPr/>
         <w:t>2</w:t>
       </w:r>
       <w:r>
-        <w:rPr>
-          <w:highlight w:val="yellow"/>
-        </w:rPr>
+        <w:rPr/>
         <w:t xml:space="preserve"> &gt;&gt;</w:t>
       </w:r>
       <w:r>
@@ -17169,21 +16159,15 @@
       </w:r>
       <w:bookmarkStart w:id="177" w:name="_Hlk197342847"/>
       <w:r>
-        <w:rPr>
-          <w:highlight w:val="yellow"/>
-        </w:rPr>
+        <w:rPr/>
         <w:t>&lt;&lt; Matter.CustomField.BackupTrusteeTt</w:t>
       </w:r>
       <w:r>
-        <w:rPr>
-          <w:highlight w:val="yellow"/>
-        </w:rPr>
+        <w:rPr/>
         <w:t>2</w:t>
       </w:r>
       <w:r>
-        <w:rPr>
-          <w:highlight w:val="yellow"/>
-        </w:rPr>
+        <w:rPr/>
         <w:t xml:space="preserve"> &gt;&gt;</w:t>
       </w:r>
       <w:r>
@@ -17207,33 +16191,23 @@
       </w:r>
       <w:bookmarkStart w:id="178" w:name="_Hlk197342889"/>
       <w:r>
-        <w:rPr>
-          <w:highlight w:val="yellow"/>
-        </w:rPr>
+        <w:rPr/>
         <w:t>&lt;&lt; Matter.CustomField.</w:t>
       </w:r>
       <w:r>
-        <w:rPr>
-          <w:highlight w:val="yellow"/>
-        </w:rPr>
+        <w:rPr/>
         <w:t>Further</w:t>
       </w:r>
       <w:r>
-        <w:rPr>
-          <w:highlight w:val="yellow"/>
-        </w:rPr>
+        <w:rPr/>
         <w:t>BackupTrusteeTt</w:t>
       </w:r>
       <w:r>
-        <w:rPr>
-          <w:highlight w:val="yellow"/>
-        </w:rPr>
+        <w:rPr/>
         <w:t>2</w:t>
       </w:r>
       <w:r>
-        <w:rPr>
-          <w:highlight w:val="yellow"/>
-        </w:rPr>
+        <w:rPr/>
         <w:t xml:space="preserve"> &gt;&gt;</w:t>
       </w:r>
       <w:bookmarkEnd w:id="178"/>
@@ -17255,9 +16229,7 @@
         <w:t xml:space="preserve"> </w:t>
       </w:r>
       <w:r>
-        <w:rPr>
-          <w:highlight w:val="cyan"/>
-        </w:rPr>
+        <w:rPr/>
         <w:t>[#end]</w:t>
       </w:r>
     </w:p>
@@ -17448,7 +16420,6 @@
           <w:rStyle w:val="AEPBold"/>
           <w:b w:val="0"/>
           <w:bCs/>
-          <w:highlight w:val="yellow"/>
         </w:rPr>
         <w:t>&lt;&lt; Matter.Relationships.Mr.Name &gt;&gt;</w:t>
       </w:r>
@@ -17491,7 +16462,6 @@
                 <w:rStyle w:val="AEPBold"/>
                 <w:b w:val="0"/>
                 <w:bCs/>
-                <w:highlight w:val="yellow"/>
               </w:rPr>
               <w:t>&lt;&lt; Matter.Relationships.Mr.Name &gt;&gt;</w:t>
             </w:r>

--- a/api/templates/Multi TT Will - Couple (Clio).docx
+++ b/api/templates/Multi TT Will - Couple (Clio).docx
@@ -183,6 +183,12 @@
         <w:spacing w:after="0"/>
         <w:jc w:val="center"/>
         <w:sectPr>
+          <w:headerReference w:type="default" r:id="rIdWillHdrCover"/>
+          <w:headerReference w:type="even" r:id="rIdWillHdrCover"/>
+          <w:headerReference w:type="first" r:id="rIdWillHdrCover"/>
+          <w:footerReference w:type="default" r:id="rIdWillFtrCover"/>
+          <w:footerReference w:type="even" r:id="rIdWillFtrCover"/>
+          <w:footerReference w:type="first" r:id="rIdWillFtrCover"/>
           <w:pgSz w:w="11906" w:h="16838"/>
           <w:pgMar w:top="1134" w:right="1134" w:bottom="1134" w:left="1134" w:header="709" w:footer="529" w:gutter="0"/>
           <w:pgNumType w:start="0"/>
@@ -6656,7 +6662,7 @@
         <w:rPr>
           <w:rFonts w:cstheme="minorHAnsi"/>
         </w:rPr>
-        <w:t>as if the Testator had died at the Default Time.</w:t>
+        <w:t>as if the &lt;&lt; Will.TestatorLabel &gt;&gt; had died at the Default Time.</w:t>
       </w:r>
       <w:r>
         <w:t xml:space="preserve">  </w:t>
@@ -6762,7 +6768,7 @@
         <w:t xml:space="preserve"> of this Will </w:t>
       </w:r>
       <w:r>
-        <w:t xml:space="preserve">is conditional upon specified individuals surviving the Testator, the requirement for the individuals to survive the Testator shall not apply </w:t>
+        <w:t xml:space="preserve">is conditional upon specified individuals surviving the &lt;&lt; Will.TestatorLabel &gt;&gt;, the requirement for the individuals to survive the &lt;&lt; Will.TestatorLabel &gt;&gt; shall not apply </w:t>
       </w:r>
       <w:r>
         <w:t xml:space="preserve">and the gift of the Residual Estate to the testamentary trust shall be valid </w:t>
@@ -6851,7 +6857,7 @@
         <w:ind w:left="1599" w:hanging="461"/>
       </w:pPr>
       <w:r>
-        <w:t>if, at the time of the actual distribution of the Testator’s Residual Estate</w:t>
+        <w:t>if, at the time of the actual distribution of the &lt;&lt; Will.TestatorLabel &gt;&gt;’s Residual Estate</w:t>
       </w:r>
       <w:r>
         <w:t xml:space="preserve"> </w:t>
@@ -6905,7 +6911,7 @@
         <w:t>rus</w:t>
       </w:r>
       <w:r>
-        <w:t xml:space="preserve">t instead of to the trustee for the testamentary trust, then the person or persons who actually received that testamentary trust’s share of the Residual Estate (if more than one then in the proportions that they received the Residual Estate) shall be substituted in place of the testamentary trust for the purpose of determining the entitlement to the Undistributed Capital with reference to the distribution of the Testator’s Residual Estate, and if any of those persons are not living at the Default Date then the Giftover Provision shall apply; and </w:t>
+        <w:t xml:space="preserve">t instead of to the trustee for the testamentary trust, then the person or persons who actually received that testamentary trust’s share of the Residual Estate (if more than one then in the proportions that they received the Residual Estate) shall be substituted in place of the testamentary trust for the purpose of determining the entitlement to the Undistributed Capital with reference to the distribution of the &lt;&lt; Will.TestatorLabel &gt;&gt;’s Residual Estate, and if any of those persons are not living at the Default Date then the Giftover Provision shall apply; and </w:t>
       </w:r>
     </w:p>
     <w:p>
@@ -6939,7 +6945,7 @@
         <w:fldChar w:fldCharType="end"/>
       </w:r>
       <w:r>
-        <w:t xml:space="preserve"> then they shall receive the Undistributed Capital in the same proportions that they would have received the Residual Estate as if the Testator had died at the Default Time and as if the gift to this Trust had failed at the Default Time.</w:t>
+        <w:t xml:space="preserve"> then they shall receive the Undistributed Capital in the same proportions that they would have received the Residual Estate as if the &lt;&lt; Will.TestatorLabel &gt;&gt; had died at the Default Time and as if the gift to this Trust had failed at the Default Time.</w:t>
       </w:r>
     </w:p>
     <w:p>
@@ -14723,7 +14729,7 @@
         </w:numPr>
       </w:pPr>
       <w:r>
-        <w:t>each of the following in relation to the Testator or a Primary Beneficiary:</w:t>
+        <w:t>each of the following in relation to the &lt;&lt; Will.TestatorLabel &gt;&gt; or a Primary Beneficiary:</w:t>
       </w:r>
     </w:p>
     <w:p>
@@ -14780,7 +14786,7 @@
         <w:pStyle w:val="Heading3"/>
       </w:pPr>
       <w:r>
-        <w:t>any parent or grandparent of the Testator or a Nominated Beneficiary.</w:t>
+        <w:t>any parent or grandparent of the &lt;&lt; Will.TestatorLabel &gt;&gt; or a Nominated Beneficiary.</w:t>
       </w:r>
     </w:p>
     <w:p>
@@ -15056,7 +15062,7 @@
         <w:rPr>
           <w:rStyle w:val="AEPBold"/>
         </w:rPr>
-        <w:t>Testator</w:t>
+        <w:t>&lt;&lt; Will.TestatorLabel &gt;&gt;</w:t>
       </w:r>
       <w:r>
         <w:t xml:space="preserve"> means </w:t>
@@ -16506,7 +16512,7 @@
           </w:p>
           <w:p>
             <w:r>
-              <w:t>Signature of Testator</w:t>
+              <w:t>Signature of &lt;&lt; Will.TestatorLabel &gt;&gt;</w:t>
             </w:r>
           </w:p>
         </w:tc>
@@ -16708,12 +16714,12 @@
     </w:tbl>
     <w:p/>
     <w:sectPr>
-      <w:headerReference w:type="even" r:id="rId12"/>
-      <w:headerReference w:type="default" r:id="rId13"/>
-      <w:footerReference w:type="even" r:id="rId14"/>
-      <w:footerReference w:type="default" r:id="rId15"/>
-      <w:headerReference w:type="first" r:id="rId16"/>
-      <w:footerReference w:type="first" r:id="rId17"/>
+      <w:headerReference w:type="default" r:id="rIdWillHdrBody"/>
+      <w:headerReference w:type="even" r:id="rIdWillHdrBody"/>
+      <w:headerReference w:type="first" r:id="rIdWillHdrBody"/>
+      <w:footerReference w:type="default" r:id="rIdWillFtrBody"/>
+      <w:footerReference w:type="even" r:id="rIdWillFtrBody"/>
+      <w:footerReference w:type="first" r:id="rIdWillFtrBody"/>
       <w:pgSz w:w="11906" w:h="16838" w:code="9"/>
       <w:pgMar w:top="1138" w:right="1138" w:bottom="1138" w:left="1138" w:header="706" w:footer="418" w:gutter="0"/>
       <w:pgNumType w:start="1"/>
@@ -16764,68 +16770,218 @@
 </file>
 
 <file path=word/footer1.xml><?xml version="1.0" encoding="utf-8"?>
-<w:ftr xmlns:wpc="http://schemas.microsoft.com/office/word/2010/wordprocessingCanvas" xmlns:cx="http://schemas.microsoft.com/office/drawing/2014/chartex" xmlns:cx1="http://schemas.microsoft.com/office/drawing/2015/9/8/chartex" xmlns:cx2="http://schemas.microsoft.com/office/drawing/2015/10/21/chartex" xmlns:cx3="http://schemas.microsoft.com/office/drawing/2016/5/9/chartex" xmlns:cx4="http://schemas.microsoft.com/office/drawing/2016/5/10/chartex" xmlns:cx5="http://schemas.microsoft.com/office/drawing/2016/5/11/chartex" xmlns:cx6="http://schemas.microsoft.com/office/drawing/2016/5/12/chartex" xmlns:cx7="http://schemas.microsoft.com/office/drawing/2016/5/13/chartex" xmlns:cx8="http://schemas.microsoft.com/office/drawing/2016/5/14/chartex" xmlns:mc="http://schemas.openxmlformats.org/markup-compatibility/2006" xmlns:aink="http://schemas.microsoft.com/office/drawing/2016/ink" xmlns:am3d="http://schemas.microsoft.com/office/drawing/2017/model3d" xmlns:o="urn:schemas-microsoft-com:office:office" xmlns:oel="http://schemas.microsoft.com/office/2019/extlst" xmlns:r="http://schemas.openxmlformats.org/officeDocument/2006/relationships" xmlns:m="http://schemas.openxmlformats.org/officeDocument/2006/math" xmlns:v="urn:schemas-microsoft-com:vml" xmlns:wp14="http://schemas.microsoft.com/office/word/2010/wordprocessingDrawing" xmlns:wp="http://schemas.openxmlformats.org/drawingml/2006/wordprocessingDrawing" xmlns:w10="urn:schemas-microsoft-com:office:word" xmlns:w="http://schemas.openxmlformats.org/wordprocessingml/2006/main" xmlns:w14="http://schemas.microsoft.com/office/word/2010/wordml" xmlns:w15="http://schemas.microsoft.com/office/word/2012/wordml" xmlns:w16cex="http://schemas.microsoft.com/office/word/2018/wordml/cex" xmlns:w16cid="http://schemas.microsoft.com/office/word/2016/wordml/cid" xmlns:w16="http://schemas.microsoft.com/office/word/2018/wordml" xmlns:w16du="http://schemas.microsoft.com/office/word/2023/wordml/word16du" xmlns:w16sdtdh="http://schemas.microsoft.com/office/word/2020/wordml/sdtdatahash" xmlns:w16sdtfl="http://schemas.microsoft.com/office/word/2024/wordml/sdtformatlock" xmlns:w16se="http://schemas.microsoft.com/office/word/2015/wordml/symex" xmlns:wpg="http://schemas.microsoft.com/office/word/2010/wordprocessingGroup" xmlns:wpi="http://schemas.microsoft.com/office/word/2010/wordprocessingInk" xmlns:wne="http://schemas.microsoft.com/office/word/2006/wordml" xmlns:wps="http://schemas.microsoft.com/office/word/2010/wordprocessingShape" mc:Ignorable="w14 w15 w16se w16cid w16 w16cex w16sdtdh w16sdtfl w16du wp14">
+<w:ftr xmlns:w="http://schemas.openxmlformats.org/wordprocessingml/2006/main" xmlns:r="http://schemas.openxmlformats.org/officeDocument/2006/relationships">
   <w:p>
     <w:pPr>
-      <w:pStyle w:val="Footer"/>
+      <w:spacing w:before="0" w:after="0" w:line="240" w:lineRule="auto"/>
+      <w:jc w:val="left"/>
+      <w:rPr>
+        <w:sz w:val="18"/>
+        <w:szCs w:val="18"/>
+      </w:rPr>
     </w:pPr>
   </w:p>
 </w:ftr>
 </file>
 
 <file path=word/footer2.xml><?xml version="1.0" encoding="utf-8"?>
-<w:ftr xmlns:wpc="http://schemas.microsoft.com/office/word/2010/wordprocessingCanvas" xmlns:cx="http://schemas.microsoft.com/office/drawing/2014/chartex" xmlns:cx1="http://schemas.microsoft.com/office/drawing/2015/9/8/chartex" xmlns:cx2="http://schemas.microsoft.com/office/drawing/2015/10/21/chartex" xmlns:cx3="http://schemas.microsoft.com/office/drawing/2016/5/9/chartex" xmlns:cx4="http://schemas.microsoft.com/office/drawing/2016/5/10/chartex" xmlns:cx5="http://schemas.microsoft.com/office/drawing/2016/5/11/chartex" xmlns:cx6="http://schemas.microsoft.com/office/drawing/2016/5/12/chartex" xmlns:cx7="http://schemas.microsoft.com/office/drawing/2016/5/13/chartex" xmlns:cx8="http://schemas.microsoft.com/office/drawing/2016/5/14/chartex" xmlns:mc="http://schemas.openxmlformats.org/markup-compatibility/2006" xmlns:aink="http://schemas.microsoft.com/office/drawing/2016/ink" xmlns:am3d="http://schemas.microsoft.com/office/drawing/2017/model3d" xmlns:o="urn:schemas-microsoft-com:office:office" xmlns:oel="http://schemas.microsoft.com/office/2019/extlst" xmlns:r="http://schemas.openxmlformats.org/officeDocument/2006/relationships" xmlns:m="http://schemas.openxmlformats.org/officeDocument/2006/math" xmlns:v="urn:schemas-microsoft-com:vml" xmlns:wp14="http://schemas.microsoft.com/office/word/2010/wordprocessingDrawing" xmlns:wp="http://schemas.openxmlformats.org/drawingml/2006/wordprocessingDrawing" xmlns:w10="urn:schemas-microsoft-com:office:word" xmlns:w="http://schemas.openxmlformats.org/wordprocessingml/2006/main" xmlns:w14="http://schemas.microsoft.com/office/word/2010/wordml" xmlns:w15="http://schemas.microsoft.com/office/word/2012/wordml" xmlns:w16cex="http://schemas.microsoft.com/office/word/2018/wordml/cex" xmlns:w16cid="http://schemas.microsoft.com/office/word/2016/wordml/cid" xmlns:w16="http://schemas.microsoft.com/office/word/2018/wordml" xmlns:w16du="http://schemas.microsoft.com/office/word/2023/wordml/word16du" xmlns:w16sdtdh="http://schemas.microsoft.com/office/word/2020/wordml/sdtdatahash" xmlns:w16sdtfl="http://schemas.microsoft.com/office/word/2024/wordml/sdtformatlock" xmlns:w16se="http://schemas.microsoft.com/office/word/2015/wordml/symex" xmlns:wpg="http://schemas.microsoft.com/office/word/2010/wordprocessingGroup" xmlns:wpi="http://schemas.microsoft.com/office/word/2010/wordprocessingInk" xmlns:wne="http://schemas.microsoft.com/office/word/2006/wordml" xmlns:wps="http://schemas.microsoft.com/office/word/2010/wordprocessingShape" mc:Ignorable="w14 w15 w16se w16cid w16 w16cex w16sdtdh w16sdtfl w16du wp14">
-  <w:sdt>
-    <w:sdtPr>
-      <w:id w:val="-308098117"/>
-      <w:docPartObj>
-        <w:docPartGallery w:val="Page Numbers (Bottom of Page)"/>
-        <w:docPartUnique/>
-      </w:docPartObj>
-    </w:sdtPr>
-    <w:sdtEndPr>
-      <w:rPr>
-        <w:noProof/>
-      </w:rPr>
-    </w:sdtEndPr>
-    <w:sdtContent>
-      <w:p>
-        <w:pPr>
-          <w:pStyle w:val="Footer"/>
-          <w:jc w:val="right"/>
-        </w:pPr>
-        <w:r>
-          <w:fldChar w:fldCharType="begin"/>
-        </w:r>
-        <w:r>
-          <w:instrText xml:space="preserve"> PAGE   \* MERGEFORMAT </w:instrText>
-        </w:r>
-        <w:r>
-          <w:fldChar w:fldCharType="separate"/>
-        </w:r>
-        <w:r>
-          <w:rPr>
-            <w:noProof/>
-          </w:rPr>
-          <w:t>2</w:t>
-        </w:r>
-        <w:r>
-          <w:rPr>
-            <w:noProof/>
-          </w:rPr>
-          <w:fldChar w:fldCharType="end"/>
-        </w:r>
-      </w:p>
-    </w:sdtContent>
-  </w:sdt>
-</w:ftr>
-</file>
-
-<file path=word/footer3.xml><?xml version="1.0" encoding="utf-8"?>
-<w:ftr xmlns:wpc="http://schemas.microsoft.com/office/word/2010/wordprocessingCanvas" xmlns:cx="http://schemas.microsoft.com/office/drawing/2014/chartex" xmlns:cx1="http://schemas.microsoft.com/office/drawing/2015/9/8/chartex" xmlns:cx2="http://schemas.microsoft.com/office/drawing/2015/10/21/chartex" xmlns:cx3="http://schemas.microsoft.com/office/drawing/2016/5/9/chartex" xmlns:cx4="http://schemas.microsoft.com/office/drawing/2016/5/10/chartex" xmlns:cx5="http://schemas.microsoft.com/office/drawing/2016/5/11/chartex" xmlns:cx6="http://schemas.microsoft.com/office/drawing/2016/5/12/chartex" xmlns:cx7="http://schemas.microsoft.com/office/drawing/2016/5/13/chartex" xmlns:cx8="http://schemas.microsoft.com/office/drawing/2016/5/14/chartex" xmlns:mc="http://schemas.openxmlformats.org/markup-compatibility/2006" xmlns:aink="http://schemas.microsoft.com/office/drawing/2016/ink" xmlns:am3d="http://schemas.microsoft.com/office/drawing/2017/model3d" xmlns:o="urn:schemas-microsoft-com:office:office" xmlns:oel="http://schemas.microsoft.com/office/2019/extlst" xmlns:r="http://schemas.openxmlformats.org/officeDocument/2006/relationships" xmlns:m="http://schemas.openxmlformats.org/officeDocument/2006/math" xmlns:v="urn:schemas-microsoft-com:vml" xmlns:wp14="http://schemas.microsoft.com/office/word/2010/wordprocessingDrawing" xmlns:wp="http://schemas.openxmlformats.org/drawingml/2006/wordprocessingDrawing" xmlns:w10="urn:schemas-microsoft-com:office:word" xmlns:w="http://schemas.openxmlformats.org/wordprocessingml/2006/main" xmlns:w14="http://schemas.microsoft.com/office/word/2010/wordml" xmlns:w15="http://schemas.microsoft.com/office/word/2012/wordml" xmlns:w16cex="http://schemas.microsoft.com/office/word/2018/wordml/cex" xmlns:w16cid="http://schemas.microsoft.com/office/word/2016/wordml/cid" xmlns:w16="http://schemas.microsoft.com/office/word/2018/wordml" xmlns:w16du="http://schemas.microsoft.com/office/word/2023/wordml/word16du" xmlns:w16sdtdh="http://schemas.microsoft.com/office/word/2020/wordml/sdtdatahash" xmlns:w16sdtfl="http://schemas.microsoft.com/office/word/2024/wordml/sdtformatlock" xmlns:w16se="http://schemas.microsoft.com/office/word/2015/wordml/symex" xmlns:wpg="http://schemas.microsoft.com/office/word/2010/wordprocessingGroup" xmlns:wpi="http://schemas.microsoft.com/office/word/2010/wordprocessingInk" xmlns:wne="http://schemas.microsoft.com/office/word/2006/wordml" xmlns:wps="http://schemas.microsoft.com/office/word/2010/wordprocessingShape" mc:Ignorable="w14 w15 w16se w16cid w16 w16cex w16sdtdh w16sdtfl w16du wp14">
+<w:ftr xmlns:w="http://schemas.openxmlformats.org/wordprocessingml/2006/main" xmlns:r="http://schemas.openxmlformats.org/officeDocument/2006/relationships">
+  <w:tbl>
+    <w:tblPr>
+      <w:tblW w:w="9630" w:type="dxa"/>
+      <w:tblBorders>
+        <w:top w:val="nil"/>
+        <w:left w:val="nil"/>
+        <w:bottom w:val="nil"/>
+        <w:right w:val="nil"/>
+        <w:insideH w:val="nil"/>
+        <w:insideV w:val="nil"/>
+      </w:tblBorders>
+      <w:tblLayout w:type="fixed"/>
+      <w:tblCellMar>
+        <w:left w:w="0" w:type="dxa"/>
+        <w:right w:w="0" w:type="dxa"/>
+      </w:tblCellMar>
+      <w:tblLook w:val="0000"/>
+    </w:tblPr>
+    <w:tblGrid>
+      <w:gridCol w:w="4815"/>
+      <w:gridCol w:w="4815"/>
+    </w:tblGrid>
+    <w:tr>
+      <w:tc>
+        <w:tcPr>
+          <w:tcW w:w="4815" w:type="dxa"/>
+        </w:tcPr>
+        <w:p>
+          <w:pPr>
+            <w:spacing w:before="360" w:after="0" w:line="240" w:lineRule="auto"/>
+            <w:jc w:val="left"/>
+            <w:rPr>
+              <w:sz w:val="18"/>
+              <w:szCs w:val="18"/>
+            </w:rPr>
+          </w:pPr>
+          <w:r>
+            <w:rPr>
+              <w:sz w:val="18"/>
+              <w:szCs w:val="18"/>
+            </w:rPr>
+            <w:t xml:space="preserve">__________________________________</w:t>
+          </w:r>
+        </w:p>
+        <w:p>
+          <w:pPr>
+            <w:spacing w:before="0" w:after="0" w:line="240" w:lineRule="auto"/>
+            <w:jc w:val="left"/>
+            <w:rPr>
+              <w:sz w:val="18"/>
+              <w:szCs w:val="18"/>
+            </w:rPr>
+          </w:pPr>
+          <w:r>
+            <w:rPr>
+              <w:sz w:val="18"/>
+              <w:szCs w:val="18"/>
+            </w:rPr>
+            <w:t xml:space="preserve">&lt;&lt; Will.TestatorLabel &gt;&gt;</w:t>
+          </w:r>
+        </w:p>
+        <w:p>
+          <w:pPr>
+            <w:spacing w:before="160" w:after="0" w:line="240" w:lineRule="auto"/>
+            <w:jc w:val="left"/>
+            <w:rPr>
+              <w:sz w:val="18"/>
+              <w:szCs w:val="18"/>
+            </w:rPr>
+          </w:pPr>
+          <w:r>
+            <w:rPr>
+              <w:sz w:val="18"/>
+              <w:szCs w:val="18"/>
+            </w:rPr>
+            <w:t xml:space="preserve">Date ____/____/____</w:t>
+          </w:r>
+        </w:p>
+      </w:tc>
+      <w:tc>
+        <w:tcPr>
+          <w:tcW w:w="4815" w:type="dxa"/>
+        </w:tcPr>
+        <w:p>
+          <w:pPr>
+            <w:spacing w:before="360" w:after="0" w:line="240" w:lineRule="auto"/>
+            <w:rPr>
+              <w:sz w:val="18"/>
+              <w:szCs w:val="18"/>
+            </w:rPr>
+          </w:pPr>
+          <w:bookmarkStart w:id="9001" w:name="ExecutorFooter"/>
+          <w:r>
+            <w:rPr>
+              <w:sz w:val="18"/>
+              <w:szCs w:val="18"/>
+            </w:rPr>
+            <w:t xml:space="preserve">__________________________________</w:t>
+          </w:r>
+        </w:p>
+        <w:p>
+          <w:pPr>
+            <w:spacing w:before="0" w:after="0" w:line="240" w:lineRule="auto"/>
+            <w:rPr>
+              <w:sz w:val="18"/>
+              <w:szCs w:val="18"/>
+            </w:rPr>
+          </w:pPr>
+          <w:r>
+            <w:rPr>
+              <w:sz w:val="18"/>
+              <w:szCs w:val="18"/>
+            </w:rPr>
+            <w:t xml:space="preserve">&lt;&lt; Matter.CustomField.InitialExecutor &gt;&gt;</w:t>
+          </w:r>
+          <w:bookmarkEnd w:id="9001"/>
+        </w:p>
+        <w:p>
+          <w:pPr>
+            <w:spacing w:before="360" w:after="0" w:line="240" w:lineRule="auto"/>
+            <w:jc w:val="left"/>
+            <w:rPr>
+              <w:sz w:val="18"/>
+              <w:szCs w:val="18"/>
+            </w:rPr>
+          </w:pPr>
+          <w:r>
+            <w:rPr>
+              <w:sz w:val="18"/>
+              <w:szCs w:val="18"/>
+            </w:rPr>
+            <w:t xml:space="preserve">__________________________________</w:t>
+          </w:r>
+        </w:p>
+        <w:p>
+          <w:pPr>
+            <w:spacing w:before="0" w:after="0" w:line="240" w:lineRule="auto"/>
+            <w:jc w:val="left"/>
+            <w:rPr>
+              <w:sz w:val="18"/>
+              <w:szCs w:val="18"/>
+            </w:rPr>
+          </w:pPr>
+          <w:r>
+            <w:rPr>
+              <w:sz w:val="18"/>
+              <w:szCs w:val="18"/>
+            </w:rPr>
+            <w:t xml:space="preserve">Witness 1</w:t>
+          </w:r>
+        </w:p>
+        <w:p>
+          <w:pPr>
+            <w:spacing w:before="360" w:after="0" w:line="240" w:lineRule="auto"/>
+            <w:jc w:val="left"/>
+            <w:rPr>
+              <w:sz w:val="18"/>
+              <w:szCs w:val="18"/>
+            </w:rPr>
+          </w:pPr>
+          <w:r>
+            <w:rPr>
+              <w:sz w:val="18"/>
+              <w:szCs w:val="18"/>
+            </w:rPr>
+            <w:t xml:space="preserve">__________________________________</w:t>
+          </w:r>
+        </w:p>
+        <w:p>
+          <w:pPr>
+            <w:spacing w:before="0" w:after="0" w:line="240" w:lineRule="auto"/>
+            <w:jc w:val="left"/>
+            <w:rPr>
+              <w:sz w:val="18"/>
+              <w:szCs w:val="18"/>
+            </w:rPr>
+          </w:pPr>
+          <w:r>
+            <w:rPr>
+              <w:sz w:val="18"/>
+              <w:szCs w:val="18"/>
+            </w:rPr>
+            <w:t xml:space="preserve">Witness 2</w:t>
+          </w:r>
+        </w:p>
+      </w:tc>
+    </w:tr>
+  </w:tbl>
   <w:p>
     <w:pPr>
-      <w:pStyle w:val="Footer"/>
+      <w:spacing w:before="0" w:after="0" w:line="240" w:lineRule="auto"/>
+      <w:jc w:val="left"/>
+      <w:rPr>
+        <w:sz w:val="18"/>
+        <w:szCs w:val="18"/>
+      </w:rPr>
     </w:pPr>
   </w:p>
 </w:ftr>
@@ -16853,31 +17009,175 @@
 </file>
 
 <file path=word/header1.xml><?xml version="1.0" encoding="utf-8"?>
-<w:hdr xmlns:wpc="http://schemas.microsoft.com/office/word/2010/wordprocessingCanvas" xmlns:cx="http://schemas.microsoft.com/office/drawing/2014/chartex" xmlns:cx1="http://schemas.microsoft.com/office/drawing/2015/9/8/chartex" xmlns:cx2="http://schemas.microsoft.com/office/drawing/2015/10/21/chartex" xmlns:cx3="http://schemas.microsoft.com/office/drawing/2016/5/9/chartex" xmlns:cx4="http://schemas.microsoft.com/office/drawing/2016/5/10/chartex" xmlns:cx5="http://schemas.microsoft.com/office/drawing/2016/5/11/chartex" xmlns:cx6="http://schemas.microsoft.com/office/drawing/2016/5/12/chartex" xmlns:cx7="http://schemas.microsoft.com/office/drawing/2016/5/13/chartex" xmlns:cx8="http://schemas.microsoft.com/office/drawing/2016/5/14/chartex" xmlns:mc="http://schemas.openxmlformats.org/markup-compatibility/2006" xmlns:aink="http://schemas.microsoft.com/office/drawing/2016/ink" xmlns:am3d="http://schemas.microsoft.com/office/drawing/2017/model3d" xmlns:o="urn:schemas-microsoft-com:office:office" xmlns:oel="http://schemas.microsoft.com/office/2019/extlst" xmlns:r="http://schemas.openxmlformats.org/officeDocument/2006/relationships" xmlns:m="http://schemas.openxmlformats.org/officeDocument/2006/math" xmlns:v="urn:schemas-microsoft-com:vml" xmlns:wp14="http://schemas.microsoft.com/office/word/2010/wordprocessingDrawing" xmlns:wp="http://schemas.openxmlformats.org/drawingml/2006/wordprocessingDrawing" xmlns:w10="urn:schemas-microsoft-com:office:word" xmlns:w="http://schemas.openxmlformats.org/wordprocessingml/2006/main" xmlns:w14="http://schemas.microsoft.com/office/word/2010/wordml" xmlns:w15="http://schemas.microsoft.com/office/word/2012/wordml" xmlns:w16cex="http://schemas.microsoft.com/office/word/2018/wordml/cex" xmlns:w16cid="http://schemas.microsoft.com/office/word/2016/wordml/cid" xmlns:w16="http://schemas.microsoft.com/office/word/2018/wordml" xmlns:w16du="http://schemas.microsoft.com/office/word/2023/wordml/word16du" xmlns:w16sdtdh="http://schemas.microsoft.com/office/word/2020/wordml/sdtdatahash" xmlns:w16sdtfl="http://schemas.microsoft.com/office/word/2024/wordml/sdtformatlock" xmlns:w16se="http://schemas.microsoft.com/office/word/2015/wordml/symex" xmlns:wpg="http://schemas.microsoft.com/office/word/2010/wordprocessingGroup" xmlns:wpi="http://schemas.microsoft.com/office/word/2010/wordprocessingInk" xmlns:wne="http://schemas.microsoft.com/office/word/2006/wordml" xmlns:wps="http://schemas.microsoft.com/office/word/2010/wordprocessingShape" mc:Ignorable="w14 w15 w16se w16cid w16 w16cex w16sdtdh w16sdtfl w16du wp14">
+<w:hdr xmlns:w="http://schemas.openxmlformats.org/wordprocessingml/2006/main" xmlns:r="http://schemas.openxmlformats.org/officeDocument/2006/relationships">
   <w:p>
     <w:pPr>
-      <w:pStyle w:val="Header"/>
+      <w:spacing w:before="0" w:after="0" w:line="240" w:lineRule="auto"/>
+      <w:jc w:val="left"/>
+      <w:rPr>
+        <w:sz w:val="18"/>
+        <w:szCs w:val="18"/>
+      </w:rPr>
     </w:pPr>
+    <w:r>
+      <w:rPr>
+        <w:sz w:val="18"/>
+        <w:szCs w:val="18"/>
+      </w:rPr>
+      <w:t xml:space="preserve">WILL OF </w:t>
+    </w:r>
+    <w:r>
+      <w:rPr>
+        <w:caps/>
+        <w:sz w:val="18"/>
+        <w:szCs w:val="18"/>
+      </w:rPr>
+      <w:t xml:space="preserve">&lt;&lt; Matter.Relationships.Mr.Name &gt;&gt;</w:t>
+    </w:r>
   </w:p>
 </w:hdr>
 </file>
 
 <file path=word/header2.xml><?xml version="1.0" encoding="utf-8"?>
-<w:hdr xmlns:wpc="http://schemas.microsoft.com/office/word/2010/wordprocessingCanvas" xmlns:cx="http://schemas.microsoft.com/office/drawing/2014/chartex" xmlns:cx1="http://schemas.microsoft.com/office/drawing/2015/9/8/chartex" xmlns:cx2="http://schemas.microsoft.com/office/drawing/2015/10/21/chartex" xmlns:cx3="http://schemas.microsoft.com/office/drawing/2016/5/9/chartex" xmlns:cx4="http://schemas.microsoft.com/office/drawing/2016/5/10/chartex" xmlns:cx5="http://schemas.microsoft.com/office/drawing/2016/5/11/chartex" xmlns:cx6="http://schemas.microsoft.com/office/drawing/2016/5/12/chartex" xmlns:cx7="http://schemas.microsoft.com/office/drawing/2016/5/13/chartex" xmlns:cx8="http://schemas.microsoft.com/office/drawing/2016/5/14/chartex" xmlns:mc="http://schemas.openxmlformats.org/markup-compatibility/2006" xmlns:aink="http://schemas.microsoft.com/office/drawing/2016/ink" xmlns:am3d="http://schemas.microsoft.com/office/drawing/2017/model3d" xmlns:o="urn:schemas-microsoft-com:office:office" xmlns:oel="http://schemas.microsoft.com/office/2019/extlst" xmlns:r="http://schemas.openxmlformats.org/officeDocument/2006/relationships" xmlns:m="http://schemas.openxmlformats.org/officeDocument/2006/math" xmlns:v="urn:schemas-microsoft-com:vml" xmlns:wp14="http://schemas.microsoft.com/office/word/2010/wordprocessingDrawing" xmlns:wp="http://schemas.openxmlformats.org/drawingml/2006/wordprocessingDrawing" xmlns:w10="urn:schemas-microsoft-com:office:word" xmlns:w="http://schemas.openxmlformats.org/wordprocessingml/2006/main" xmlns:w14="http://schemas.microsoft.com/office/word/2010/wordml" xmlns:w15="http://schemas.microsoft.com/office/word/2012/wordml" xmlns:w16cex="http://schemas.microsoft.com/office/word/2018/wordml/cex" xmlns:w16cid="http://schemas.microsoft.com/office/word/2016/wordml/cid" xmlns:w16="http://schemas.microsoft.com/office/word/2018/wordml" xmlns:w16du="http://schemas.microsoft.com/office/word/2023/wordml/word16du" xmlns:w16sdtdh="http://schemas.microsoft.com/office/word/2020/wordml/sdtdatahash" xmlns:w16sdtfl="http://schemas.microsoft.com/office/word/2024/wordml/sdtformatlock" xmlns:w16se="http://schemas.microsoft.com/office/word/2015/wordml/symex" xmlns:wpg="http://schemas.microsoft.com/office/word/2010/wordprocessingGroup" xmlns:wpi="http://schemas.microsoft.com/office/word/2010/wordprocessingInk" xmlns:wne="http://schemas.microsoft.com/office/word/2006/wordml" xmlns:wps="http://schemas.microsoft.com/office/word/2010/wordprocessingShape" mc:Ignorable="w14 w15 w16se w16cid w16 w16cex w16sdtdh w16sdtfl w16du wp14">
+<w:hdr xmlns:w="http://schemas.openxmlformats.org/wordprocessingml/2006/main" xmlns:r="http://schemas.openxmlformats.org/officeDocument/2006/relationships">
   <w:p>
     <w:pPr>
-      <w:pStyle w:val="Header"/>
+      <w:tabs>
+        <w:tab w:val="right" w:pos="9630"/>
+      </w:tabs>
+      <w:spacing w:before="0" w:after="0" w:line="240" w:lineRule="auto"/>
+      <w:jc w:val="left"/>
+      <w:rPr>
+        <w:sz w:val="18"/>
+        <w:szCs w:val="18"/>
+      </w:rPr>
     </w:pPr>
-  </w:p>
-</w:hdr>
-</file>
-
-<file path=word/header3.xml><?xml version="1.0" encoding="utf-8"?>
-<w:hdr xmlns:wpc="http://schemas.microsoft.com/office/word/2010/wordprocessingCanvas" xmlns:cx="http://schemas.microsoft.com/office/drawing/2014/chartex" xmlns:cx1="http://schemas.microsoft.com/office/drawing/2015/9/8/chartex" xmlns:cx2="http://schemas.microsoft.com/office/drawing/2015/10/21/chartex" xmlns:cx3="http://schemas.microsoft.com/office/drawing/2016/5/9/chartex" xmlns:cx4="http://schemas.microsoft.com/office/drawing/2016/5/10/chartex" xmlns:cx5="http://schemas.microsoft.com/office/drawing/2016/5/11/chartex" xmlns:cx6="http://schemas.microsoft.com/office/drawing/2016/5/12/chartex" xmlns:cx7="http://schemas.microsoft.com/office/drawing/2016/5/13/chartex" xmlns:cx8="http://schemas.microsoft.com/office/drawing/2016/5/14/chartex" xmlns:mc="http://schemas.openxmlformats.org/markup-compatibility/2006" xmlns:aink="http://schemas.microsoft.com/office/drawing/2016/ink" xmlns:am3d="http://schemas.microsoft.com/office/drawing/2017/model3d" xmlns:o="urn:schemas-microsoft-com:office:office" xmlns:oel="http://schemas.microsoft.com/office/2019/extlst" xmlns:r="http://schemas.openxmlformats.org/officeDocument/2006/relationships" xmlns:m="http://schemas.openxmlformats.org/officeDocument/2006/math" xmlns:v="urn:schemas-microsoft-com:vml" xmlns:wp14="http://schemas.microsoft.com/office/word/2010/wordprocessingDrawing" xmlns:wp="http://schemas.openxmlformats.org/drawingml/2006/wordprocessingDrawing" xmlns:w10="urn:schemas-microsoft-com:office:word" xmlns:w="http://schemas.openxmlformats.org/wordprocessingml/2006/main" xmlns:w14="http://schemas.microsoft.com/office/word/2010/wordml" xmlns:w15="http://schemas.microsoft.com/office/word/2012/wordml" xmlns:w16cex="http://schemas.microsoft.com/office/word/2018/wordml/cex" xmlns:w16cid="http://schemas.microsoft.com/office/word/2016/wordml/cid" xmlns:w16="http://schemas.microsoft.com/office/word/2018/wordml" xmlns:w16du="http://schemas.microsoft.com/office/word/2023/wordml/word16du" xmlns:w16sdtdh="http://schemas.microsoft.com/office/word/2020/wordml/sdtdatahash" xmlns:w16sdtfl="http://schemas.microsoft.com/office/word/2024/wordml/sdtformatlock" xmlns:w16se="http://schemas.microsoft.com/office/word/2015/wordml/symex" xmlns:wpg="http://schemas.microsoft.com/office/word/2010/wordprocessingGroup" xmlns:wpi="http://schemas.microsoft.com/office/word/2010/wordprocessingInk" xmlns:wne="http://schemas.microsoft.com/office/word/2006/wordml" xmlns:wps="http://schemas.microsoft.com/office/word/2010/wordprocessingShape" mc:Ignorable="w14 w15 w16se w16cid w16 w16cex w16sdtdh w16sdtfl w16du wp14">
-  <w:p>
-    <w:pPr>
-      <w:pStyle w:val="Header"/>
-    </w:pPr>
+    <w:r>
+      <w:rPr>
+        <w:sz w:val="18"/>
+        <w:szCs w:val="18"/>
+      </w:rPr>
+      <w:t xml:space="preserve">WILL OF </w:t>
+    </w:r>
+    <w:r>
+      <w:rPr>
+        <w:caps/>
+        <w:sz w:val="18"/>
+        <w:szCs w:val="18"/>
+      </w:rPr>
+      <w:t xml:space="preserve">&lt;&lt; Matter.Relationships.Mr.Name &gt;&gt;</w:t>
+    </w:r>
+    <w:r>
+      <w:rPr>
+        <w:sz w:val="18"/>
+        <w:szCs w:val="18"/>
+      </w:rPr>
+      <w:tab/>
+    </w:r>
+    <w:r>
+      <w:rPr>
+        <w:sz w:val="18"/>
+        <w:szCs w:val="18"/>
+      </w:rPr>
+      <w:t xml:space="preserve">Page </w:t>
+    </w:r>
+    <w:r>
+      <w:rPr>
+        <w:b/>
+        <w:bCs/>
+        <w:sz w:val="18"/>
+        <w:szCs w:val="18"/>
+      </w:rPr>
+      <w:fldChar w:fldCharType="begin"/>
+    </w:r>
+    <w:r>
+      <w:rPr>
+        <w:b/>
+        <w:bCs/>
+        <w:sz w:val="18"/>
+        <w:szCs w:val="18"/>
+      </w:rPr>
+      <w:instrText xml:space="preserve"> PAGE </w:instrText>
+    </w:r>
+    <w:r>
+      <w:rPr>
+        <w:b/>
+        <w:bCs/>
+        <w:sz w:val="18"/>
+        <w:szCs w:val="18"/>
+      </w:rPr>
+      <w:fldChar w:fldCharType="separate"/>
+    </w:r>
+    <w:r>
+      <w:rPr>
+        <w:b/>
+        <w:bCs/>
+        <w:sz w:val="18"/>
+        <w:szCs w:val="18"/>
+      </w:rPr>
+      <w:t>1</w:t>
+    </w:r>
+    <w:r>
+      <w:rPr>
+        <w:b/>
+        <w:bCs/>
+        <w:sz w:val="18"/>
+        <w:szCs w:val="18"/>
+      </w:rPr>
+      <w:fldChar w:fldCharType="end"/>
+    </w:r>
+    <w:r>
+      <w:rPr>
+        <w:sz w:val="18"/>
+        <w:szCs w:val="18"/>
+      </w:rPr>
+      <w:t xml:space="preserve"> of </w:t>
+    </w:r>
+    <w:r>
+      <w:rPr>
+        <w:b/>
+        <w:bCs/>
+        <w:sz w:val="18"/>
+        <w:szCs w:val="18"/>
+      </w:rPr>
+      <w:fldChar w:fldCharType="begin"/>
+    </w:r>
+    <w:r>
+      <w:rPr>
+        <w:b/>
+        <w:bCs/>
+        <w:sz w:val="18"/>
+        <w:szCs w:val="18"/>
+      </w:rPr>
+      <w:instrText xml:space="preserve"> SECTIONPAGES </w:instrText>
+    </w:r>
+    <w:r>
+      <w:rPr>
+        <w:b/>
+        <w:bCs/>
+        <w:sz w:val="18"/>
+        <w:szCs w:val="18"/>
+      </w:rPr>
+      <w:fldChar w:fldCharType="separate"/>
+    </w:r>
+    <w:r>
+      <w:rPr>
+        <w:b/>
+        <w:bCs/>
+        <w:sz w:val="18"/>
+        <w:szCs w:val="18"/>
+      </w:rPr>
+      <w:t>1</w:t>
+    </w:r>
+    <w:r>
+      <w:rPr>
+        <w:b/>
+        <w:bCs/>
+        <w:sz w:val="18"/>
+        <w:szCs w:val="18"/>
+      </w:rPr>
+      <w:fldChar w:fldCharType="end"/>
+    </w:r>
   </w:p>
 </w:hdr>
 </file>
